--- a/Murray Lewin Resume - Fortescue (AU).docx
+++ b/Murray Lewin Resume - Fortescue (AU).docx
@@ -1,8 +1,538 @@
 
-<file path=word/document.xml><?xml version="1.0" encoding="utf-8"?>
+<file path=customXml\item1.xml><?xml version="1.0" encoding="utf-8"?>
+<p:properties xmlns:p="http://schemas.microsoft.com/office/2006/metadata/properties" xmlns:xsi="http://www.w3.org/2001/XMLSchema-instance" xmlns:pc="http://schemas.microsoft.com/office/infopath/2007/PartnerControls">
+  <documentManagement>
+    <_ip_UnifiedCompliancePolicyUIAction xmlns="http://schemas.microsoft.com/sharepoint/v3" xsi:nil="true"/>
+    <_ip_UnifiedCompliancePolicyProperties xmlns="http://schemas.microsoft.com/sharepoint/v3" xsi:nil="true"/>
+    <TaxCatchAll xmlns="230e9df3-be65-4c73-a93b-d1236ebd677e" xsi:nil="true"/>
+    <ImageTagsTaxHTField xmlns="71af3243-3dd4-4a8d-8c0d-dd76da1f02a5">
+      <Terms xmlns="http://schemas.microsoft.com/office/infopath/2007/PartnerControls"/>
+    </ImageTagsTaxHTField>
+    <Image xmlns="71af3243-3dd4-4a8d-8c0d-dd76da1f02a5">
+      <Url xsi:nil="true"/>
+      <Description xsi:nil="true"/>
+    </Image>
+    <Status xmlns="71af3243-3dd4-4a8d-8c0d-dd76da1f02a5">Not started</Status>
+    <Background xmlns="71af3243-3dd4-4a8d-8c0d-dd76da1f02a5">false</Background>
+    <MediaServiceKeyPoints xmlns="71af3243-3dd4-4a8d-8c0d-dd76da1f02a5" xsi:nil="true"/>
+    <SharedWithUsers xmlns="16c05727-aa75-4e4a-9b5f-8a80a1165891">
+      <UserInfo>
+        <DisplayName/>
+        <AccountId xsi:nil="true"/>
+        <AccountType/>
+      </UserInfo>
+    </SharedWithUsers>
+  </documentManagement>
+</p:properties>
+</file>
+
+<file path=customXml\item2.xml><?xml version="1.0" encoding="utf-8"?>
+<b:Sources xmlns:b="http://schemas.openxmlformats.org/officeDocument/2006/bibliography" xmlns="http://schemas.openxmlformats.org/officeDocument/2006/bibliography" SelectedStyle="\APASixthEditionOfficeOnline.xsl" StyleName="APA" Version="6"/>
+</file>
+
+<file path=customXml\item3.xml><?xml version="1.0" encoding="utf-8"?>
+<ct:contentTypeSchema xmlns:ct="http://schemas.microsoft.com/office/2006/metadata/contentType" xmlns:ma="http://schemas.microsoft.com/office/2006/metadata/properties/metaAttributes" ct:_="" ma:_="" ma:contentTypeName="Document" ma:contentTypeID="0x01010079F111ED35F8CC479449609E8A0923A6" ma:contentTypeVersion="30" ma:contentTypeDescription="Create a new document." ma:contentTypeScope="" ma:versionID="cec0622158e8f13124e9e8fd4de31bd1">
+  <xsd:schema xmlns:xsd="http://www.w3.org/2001/XMLSchema" xmlns:xs="http://www.w3.org/2001/XMLSchema" xmlns:p="http://schemas.microsoft.com/office/2006/metadata/properties" xmlns:ns1="http://schemas.microsoft.com/sharepoint/v3" xmlns:ns2="71af3243-3dd4-4a8d-8c0d-dd76da1f02a5" xmlns:ns3="16c05727-aa75-4e4a-9b5f-8a80a1165891" xmlns:ns4="230e9df3-be65-4c73-a93b-d1236ebd677e" targetNamespace="http://schemas.microsoft.com/office/2006/metadata/properties" ma:root="true" ma:fieldsID="3b52f30ab005d15df08657af532e6e38" ns1:_="" ns2:_="" ns3:_="" ns4:_="">
+    <xsd:import namespace="http://schemas.microsoft.com/sharepoint/v3"/>
+    <xsd:import namespace="71af3243-3dd4-4a8d-8c0d-dd76da1f02a5"/>
+    <xsd:import namespace="16c05727-aa75-4e4a-9b5f-8a80a1165891"/>
+    <xsd:import namespace="230e9df3-be65-4c73-a93b-d1236ebd677e"/>
+    <xsd:element name="properties">
+      <xsd:complexType>
+        <xsd:sequence>
+          <xsd:element name="documentManagement">
+            <xsd:complexType>
+              <xsd:all>
+                <xsd:element ref="ns2:Status" minOccurs="0"/>
+                <xsd:element ref="ns2:Image" minOccurs="0"/>
+                <xsd:element ref="ns2:MediaServiceMetadata" minOccurs="0"/>
+                <xsd:element ref="ns2:MediaServiceFastMetadata" minOccurs="0"/>
+                <xsd:element ref="ns2:MediaServiceOCR" minOccurs="0"/>
+                <xsd:element ref="ns2:MediaServiceAutoTags" minOccurs="0"/>
+                <xsd:element ref="ns2:MediaServiceEventHashCode" minOccurs="0"/>
+                <xsd:element ref="ns2:MediaServiceGenerationTime" minOccurs="0"/>
+                <xsd:element ref="ns3:SharedWithUsers" minOccurs="0"/>
+                <xsd:element ref="ns3:SharedWithDetails" minOccurs="0"/>
+                <xsd:element ref="ns2:MediaServiceAutoKeyPoints" minOccurs="0"/>
+                <xsd:element ref="ns2:MediaServiceKeyPoints" minOccurs="0"/>
+                <xsd:element ref="ns2:MediaServiceDateTaken" minOccurs="0"/>
+                <xsd:element ref="ns1:_ip_UnifiedCompliancePolicyProperties" minOccurs="0"/>
+                <xsd:element ref="ns1:_ip_UnifiedCompliancePolicyUIAction" minOccurs="0"/>
+                <xsd:element ref="ns4:TaxCatchAll" minOccurs="0"/>
+                <xsd:element ref="ns2:ImageTagsTaxHTField" minOccurs="0"/>
+                <xsd:element ref="ns2:MediaServiceLocation" minOccurs="0"/>
+                <xsd:element ref="ns2:MediaLengthInSeconds" minOccurs="0"/>
+                <xsd:element ref="ns2:Background" minOccurs="0"/>
+                <xsd:element ref="ns2:MediaServiceSearchProperties" minOccurs="0"/>
+                <xsd:element ref="ns2:MediaServiceDocTags" minOccurs="0"/>
+                <xsd:element ref="ns2:MediaServiceObjectDetectorVersions" minOccurs="0"/>
+                <xsd:element ref="ns2:MediaServiceSystemTags" minOccurs="0"/>
+                <xsd:element ref="ns2:MediaServiceBillingMetadata" minOccurs="0"/>
+              </xsd:all>
+            </xsd:complexType>
+          </xsd:element>
+        </xsd:sequence>
+      </xsd:complexType>
+    </xsd:element>
+  </xsd:schema>
+  <xsd:schema xmlns:xsd="http://www.w3.org/2001/XMLSchema" xmlns:xs="http://www.w3.org/2001/XMLSchema" xmlns:dms="http://schemas.microsoft.com/office/2006/documentManagement/types" xmlns:pc="http://schemas.microsoft.com/office/infopath/2007/PartnerControls" targetNamespace="http://schemas.microsoft.com/sharepoint/v3" elementFormDefault="qualified">
+    <xsd:import namespace="http://schemas.microsoft.com/office/2006/documentManagement/types"/>
+    <xsd:import namespace="http://schemas.microsoft.com/office/infopath/2007/PartnerControls"/>
+    <xsd:element name="_ip_UnifiedCompliancePolicyProperties" ma:index="20" nillable="true" ma:displayName="Unified Compliance Policy Properties" ma:hidden="true" ma:internalName="_ip_UnifiedCompliancePolicyProperties" ma:readOnly="false">
+      <xsd:simpleType>
+        <xsd:restriction base="dms:Note"/>
+      </xsd:simpleType>
+    </xsd:element>
+    <xsd:element name="_ip_UnifiedCompliancePolicyUIAction" ma:index="21" nillable="true" ma:displayName="Unified Compliance Policy UI Action" ma:hidden="true" ma:internalName="_ip_UnifiedCompliancePolicyUIAction" ma:readOnly="false">
+      <xsd:simpleType>
+        <xsd:restriction base="dms:Text"/>
+      </xsd:simpleType>
+    </xsd:element>
+  </xsd:schema>
+  <xsd:schema xmlns:xsd="http://www.w3.org/2001/XMLSchema" xmlns:xs="http://www.w3.org/2001/XMLSchema" xmlns:dms="http://schemas.microsoft.com/office/2006/documentManagement/types" xmlns:pc="http://schemas.microsoft.com/office/infopath/2007/PartnerControls" targetNamespace="71af3243-3dd4-4a8d-8c0d-dd76da1f02a5" elementFormDefault="qualified">
+    <xsd:import namespace="http://schemas.microsoft.com/office/2006/documentManagement/types"/>
+    <xsd:import namespace="http://schemas.microsoft.com/office/infopath/2007/PartnerControls"/>
+    <xsd:element name="Status" ma:index="2" nillable="true" ma:displayName="Status" ma:default="Not started" ma:format="Dropdown" ma:hidden="true" ma:internalName="Status" ma:readOnly="false">
+      <xsd:simpleType>
+        <xsd:restriction base="dms:Choice">
+          <xsd:enumeration value="Not started"/>
+          <xsd:enumeration value="In Progress"/>
+          <xsd:enumeration value="Completed"/>
+        </xsd:restriction>
+      </xsd:simpleType>
+    </xsd:element>
+    <xsd:element name="Image" ma:index="3" nillable="true" ma:displayName="Image" ma:format="Image" ma:hidden="true" ma:internalName="Image" ma:readOnly="false">
+      <xsd:complexType>
+        <xsd:complexContent>
+          <xsd:extension base="dms:URL">
+            <xsd:sequence>
+              <xsd:element name="Url" type="dms:ValidUrl" minOccurs="0" nillable="true"/>
+              <xsd:element name="Description" type="xsd:string" nillable="true"/>
+            </xsd:sequence>
+          </xsd:extension>
+        </xsd:complexContent>
+      </xsd:complexType>
+    </xsd:element>
+    <xsd:element name="MediaServiceMetadata" ma:index="8" nillable="true" ma:displayName="MediaServiceMetadata" ma:hidden="true" ma:internalName="MediaServiceMetadata" ma:readOnly="true">
+      <xsd:simpleType>
+        <xsd:restriction base="dms:Note"/>
+      </xsd:simpleType>
+    </xsd:element>
+    <xsd:element name="MediaServiceFastMetadata" ma:index="9" nillable="true" ma:displayName="MediaServiceFastMetadata" ma:hidden="true" ma:internalName="MediaServiceFastMetadata" ma:readOnly="true">
+      <xsd:simpleType>
+        <xsd:restriction base="dms:Note"/>
+      </xsd:simpleType>
+    </xsd:element>
+    <xsd:element name="MediaServiceOCR" ma:index="10" nillable="true" ma:displayName="MediaServiceOCR" ma:hidden="true" ma:internalName="MediaServiceOCR" ma:readOnly="true">
+      <xsd:simpleType>
+        <xsd:restriction base="dms:Note"/>
+      </xsd:simpleType>
+    </xsd:element>
+    <xsd:element name="MediaServiceAutoTags" ma:index="11" nillable="true" ma:displayName="MediaServiceAutoTags" ma:hidden="true" ma:internalName="MediaServiceAutoTags" ma:readOnly="true">
+      <xsd:simpleType>
+        <xsd:restriction base="dms:Text"/>
+      </xsd:simpleType>
+    </xsd:element>
+    <xsd:element name="MediaServiceEventHashCode" ma:index="12" nillable="true" ma:displayName="MediaServiceEventHashCode" ma:hidden="true" ma:internalName="MediaServiceEventHashCode" ma:readOnly="true">
+      <xsd:simpleType>
+        <xsd:restriction base="dms:Text"/>
+      </xsd:simpleType>
+    </xsd:element>
+    <xsd:element name="MediaServiceGenerationTime" ma:index="13" nillable="true" ma:displayName="MediaServiceGenerationTime" ma:hidden="true" ma:internalName="MediaServiceGenerationTime" ma:readOnly="true">
+      <xsd:simpleType>
+        <xsd:restriction base="dms:Text"/>
+      </xsd:simpleType>
+    </xsd:element>
+    <xsd:element name="MediaServiceAutoKeyPoints" ma:index="16" nillable="true" ma:displayName="MediaServiceAutoKeyPoints" ma:hidden="true" ma:internalName="MediaServiceAutoKeyPoints" ma:readOnly="true">
+      <xsd:simpleType>
+        <xsd:restriction base="dms:Note"/>
+      </xsd:simpleType>
+    </xsd:element>
+    <xsd:element name="MediaServiceKeyPoints" ma:index="17" nillable="true" ma:displayName="KeyPoints" ma:hidden="true" ma:internalName="MediaServiceKeyPoints" ma:readOnly="false">
+      <xsd:simpleType>
+        <xsd:restriction base="dms:Note"/>
+      </xsd:simpleType>
+    </xsd:element>
+    <xsd:element name="MediaServiceDateTaken" ma:index="18" nillable="true" ma:displayName="MediaServiceDateTaken" ma:hidden="true" ma:internalName="MediaServiceDateTaken" ma:readOnly="true">
+      <xsd:simpleType>
+        <xsd:restriction base="dms:Text"/>
+      </xsd:simpleType>
+    </xsd:element>
+    <xsd:element name="ImageTagsTaxHTField" ma:index="25" nillable="true" ma:taxonomy="true" ma:internalName="ImageTagsTaxHTField" ma:taxonomyFieldName="MediaServiceImageTags" ma:displayName="Image Tags" ma:readOnly="false" ma:fieldId="{5cf76f15-5ced-4ddc-b409-7134ff3c332f}" ma:taxonomyMulti="true" ma:sspId="e385fb40-52d4-4fae-9c5b-3e8ff8a5878e" ma:termSetId="09814cd3-568e-fe90-9814-8d621ff8fb84" ma:anchorId="fba54fb3-c3e1-fe81-a776-ca4b69148c4d" ma:open="true" ma:isKeyword="false">
+      <xsd:complexType>
+        <xsd:sequence>
+          <xsd:element ref="pc:Terms" minOccurs="0" maxOccurs="1"/>
+        </xsd:sequence>
+      </xsd:complexType>
+    </xsd:element>
+    <xsd:element name="MediaServiceLocation" ma:index="26" nillable="true" ma:displayName="Location" ma:hidden="true" ma:internalName="MediaServiceLocation" ma:readOnly="true">
+      <xsd:simpleType>
+        <xsd:restriction base="dms:Text"/>
+      </xsd:simpleType>
+    </xsd:element>
+    <xsd:element name="MediaLengthInSeconds" ma:index="27" nillable="true" ma:displayName="MediaLengthInSeconds" ma:hidden="true" ma:internalName="MediaLengthInSeconds" ma:readOnly="true">
+      <xsd:simpleType>
+        <xsd:restriction base="dms:Unknown"/>
+      </xsd:simpleType>
+    </xsd:element>
+    <xsd:element name="Background" ma:index="28" nillable="true" ma:displayName="Background" ma:default="0" ma:format="Dropdown" ma:hidden="true" ma:internalName="Background" ma:readOnly="false">
+      <xsd:simpleType>
+        <xsd:restriction base="dms:Boolean"/>
+      </xsd:simpleType>
+    </xsd:element>
+    <xsd:element name="MediaServiceSearchProperties" ma:index="29" nillable="true" ma:displayName="MediaServiceSearchProperties" ma:hidden="true" ma:internalName="MediaServiceSearchProperties" ma:readOnly="true">
+      <xsd:simpleType>
+        <xsd:restriction base="dms:Note"/>
+      </xsd:simpleType>
+    </xsd:element>
+    <xsd:element name="MediaServiceDocTags" ma:index="30" nillable="true" ma:displayName="MediaServiceDocTags" ma:hidden="true" ma:internalName="MediaServiceDocTags" ma:readOnly="true">
+      <xsd:simpleType>
+        <xsd:restriction base="dms:Note"/>
+      </xsd:simpleType>
+    </xsd:element>
+    <xsd:element name="MediaServiceObjectDetectorVersions" ma:index="31" nillable="true" ma:displayName="MediaServiceObjectDetectorVersions" ma:description="" ma:hidden="true" ma:indexed="true" ma:internalName="MediaServiceObjectDetectorVersions" ma:readOnly="true">
+      <xsd:simpleType>
+        <xsd:restriction base="dms:Text"/>
+      </xsd:simpleType>
+    </xsd:element>
+    <xsd:element name="MediaServiceSystemTags" ma:index="32" nillable="true" ma:displayName="MediaServiceSystemTags" ma:hidden="true" ma:internalName="MediaServiceSystemTags" ma:readOnly="true">
+      <xsd:simpleType>
+        <xsd:restriction base="dms:Note"/>
+      </xsd:simpleType>
+    </xsd:element>
+    <xsd:element name="MediaServiceBillingMetadata" ma:index="33" nillable="true" ma:displayName="MediaServiceBillingMetadata" ma:hidden="true" ma:internalName="MediaServiceBillingMetadata" ma:readOnly="true">
+      <xsd:simpleType>
+        <xsd:restriction base="dms:Text"/>
+      </xsd:simpleType>
+    </xsd:element>
+  </xsd:schema>
+  <xsd:schema xmlns:xsd="http://www.w3.org/2001/XMLSchema" xmlns:xs="http://www.w3.org/2001/XMLSchema" xmlns:dms="http://schemas.microsoft.com/office/2006/documentManagement/types" xmlns:pc="http://schemas.microsoft.com/office/infopath/2007/PartnerControls" targetNamespace="16c05727-aa75-4e4a-9b5f-8a80a1165891" elementFormDefault="qualified">
+    <xsd:import namespace="http://schemas.microsoft.com/office/2006/documentManagement/types"/>
+    <xsd:import namespace="http://schemas.microsoft.com/office/infopath/2007/PartnerControls"/>
+    <xsd:element name="SharedWithUsers" ma:index="14" nillable="true" ma:displayName="Shared With" ma:hidden="true" ma:internalName="SharedWithUsers" ma:readOnly="true">
+      <xsd:complexType>
+        <xsd:complexContent>
+          <xsd:extension base="dms:UserMulti">
+            <xsd:sequence>
+              <xsd:element name="UserInfo" minOccurs="0" maxOccurs="unbounded">
+                <xsd:complexType>
+                  <xsd:sequence>
+                    <xsd:element name="DisplayName" type="xsd:string" minOccurs="0"/>
+                    <xsd:element name="AccountId" type="dms:UserId" minOccurs="0" nillable="true"/>
+                    <xsd:element name="AccountType" type="xsd:string" minOccurs="0"/>
+                  </xsd:sequence>
+                </xsd:complexType>
+              </xsd:element>
+            </xsd:sequence>
+          </xsd:extension>
+        </xsd:complexContent>
+      </xsd:complexType>
+    </xsd:element>
+    <xsd:element name="SharedWithDetails" ma:index="15" nillable="true" ma:displayName="Shared With Details" ma:hidden="true" ma:internalName="SharedWithDetails" ma:readOnly="true">
+      <xsd:simpleType>
+        <xsd:restriction base="dms:Note"/>
+      </xsd:simpleType>
+    </xsd:element>
+  </xsd:schema>
+  <xsd:schema xmlns:xsd="http://www.w3.org/2001/XMLSchema" xmlns:xs="http://www.w3.org/2001/XMLSchema" xmlns:dms="http://schemas.microsoft.com/office/2006/documentManagement/types" xmlns:pc="http://schemas.microsoft.com/office/infopath/2007/PartnerControls" targetNamespace="230e9df3-be65-4c73-a93b-d1236ebd677e" elementFormDefault="qualified">
+    <xsd:import namespace="http://schemas.microsoft.com/office/2006/documentManagement/types"/>
+    <xsd:import namespace="http://schemas.microsoft.com/office/infopath/2007/PartnerControls"/>
+    <xsd:element name="TaxCatchAll" ma:index="23" nillable="true" ma:displayName="Taxonomy Catch All Column" ma:hidden="true" ma:list="{3f6bfcbc-3db3-4ae6-bd76-326f0798ad28}" ma:internalName="TaxCatchAll" ma:readOnly="false" ma:showField="CatchAllData" ma:web="16c05727-aa75-4e4a-9b5f-8a80a1165891">
+      <xsd:complexType>
+        <xsd:complexContent>
+          <xsd:extension base="dms:MultiChoiceLookup">
+            <xsd:sequence>
+              <xsd:element name="Value" type="dms:Lookup" maxOccurs="unbounded" minOccurs="0" nillable="true"/>
+            </xsd:sequence>
+          </xsd:extension>
+        </xsd:complexContent>
+      </xsd:complexType>
+    </xsd:element>
+  </xsd:schema>
+  <xsd:schema xmlns="http://schemas.openxmlformats.org/package/2006/metadata/core-properties" xmlns:xsd="http://www.w3.org/2001/XMLSchema" xmlns:xsi="http://www.w3.org/2001/XMLSchema-instance" xmlns:dc="http://purl.org/dc/elements/1.1/" xmlns:dcterms="http://purl.org/dc/terms/" xmlns:odoc="http://schemas.microsoft.com/internal/obd" targetNamespace="http://schemas.openxmlformats.org/package/2006/metadata/core-properties" elementFormDefault="qualified" attributeFormDefault="unqualified" blockDefault="#all">
+    <xsd:import namespace="http://purl.org/dc/elements/1.1/" schemaLocation="http://dublincore.org/schemas/xmls/qdc/2003/04/02/dc.xsd"/>
+    <xsd:import namespace="http://purl.org/dc/terms/" schemaLocation="http://dublincore.org/schemas/xmls/qdc/2003/04/02/dcterms.xsd"/>
+    <xsd:element name="coreProperties" type="CT_coreProperties"/>
+    <xsd:complexType name="CT_coreProperties">
+      <xsd:all>
+        <xsd:element ref="dc:creator" minOccurs="0" maxOccurs="1"/>
+        <xsd:element ref="dcterms:created" minOccurs="0" maxOccurs="1"/>
+        <xsd:element ref="dc:identifier" minOccurs="0" maxOccurs="1"/>
+        <xsd:element name="contentType" minOccurs="0" maxOccurs="1" type="xsd:string" ma:displayName="Content Type"/>
+        <xsd:element ref="dc:title" minOccurs="0" maxOccurs="1" ma:index="1" ma:displayName="Title"/>
+        <xsd:element ref="dc:subject" minOccurs="0" maxOccurs="1"/>
+        <xsd:element ref="dc:description" minOccurs="0" maxOccurs="1"/>
+        <xsd:element name="keywords" minOccurs="0" maxOccurs="1" type="xsd:string"/>
+        <xsd:element ref="dc:language" minOccurs="0" maxOccurs="1"/>
+        <xsd:element name="category" minOccurs="0" maxOccurs="1" type="xsd:string"/>
+        <xsd:element name="version" minOccurs="0" maxOccurs="1" type="xsd:string"/>
+        <xsd:element name="revision" minOccurs="0" maxOccurs="1" type="xsd:string">
+          <xsd:annotation>
+            <xsd:documentation>
+                        This value indicates the number of saves or revisions. The application is responsible for updating this value after each revision.
+                    </xsd:documentation>
+          </xsd:annotation>
+        </xsd:element>
+        <xsd:element name="lastModifiedBy" minOccurs="0" maxOccurs="1" type="xsd:string"/>
+        <xsd:element ref="dcterms:modified" minOccurs="0" maxOccurs="1"/>
+        <xsd:element name="contentStatus" minOccurs="0" maxOccurs="1" type="xsd:string"/>
+      </xsd:all>
+    </xsd:complexType>
+  </xsd:schema>
+  <xs:schema xmlns:pc="http://schemas.microsoft.com/office/infopath/2007/PartnerControls" xmlns:xs="http://www.w3.org/2001/XMLSchema" targetNamespace="http://schemas.microsoft.com/office/infopath/2007/PartnerControls" elementFormDefault="qualified" attributeFormDefault="unqualified">
+    <xs:element name="Person">
+      <xs:complexType>
+        <xs:sequence>
+          <xs:element ref="pc:DisplayName" minOccurs="0"/>
+          <xs:element ref="pc:AccountId" minOccurs="0"/>
+          <xs:element ref="pc:AccountType" minOccurs="0"/>
+        </xs:sequence>
+      </xs:complexType>
+    </xs:element>
+    <xs:element name="DisplayName" type="xs:string"/>
+    <xs:element name="AccountId" type="xs:string"/>
+    <xs:element name="AccountType" type="xs:string"/>
+    <xs:element name="BDCAssociatedEntity">
+      <xs:complexType>
+        <xs:sequence>
+          <xs:element ref="pc:BDCEntity" minOccurs="0" maxOccurs="unbounded"/>
+        </xs:sequence>
+        <xs:attribute ref="pc:EntityNamespace"/>
+        <xs:attribute ref="pc:EntityName"/>
+        <xs:attribute ref="pc:SystemInstanceName"/>
+        <xs:attribute ref="pc:AssociationName"/>
+      </xs:complexType>
+    </xs:element>
+    <xs:attribute name="EntityNamespace" type="xs:string"/>
+    <xs:attribute name="EntityName" type="xs:string"/>
+    <xs:attribute name="SystemInstanceName" type="xs:string"/>
+    <xs:attribute name="AssociationName" type="xs:string"/>
+    <xs:element name="BDCEntity">
+      <xs:complexType>
+        <xs:sequence>
+          <xs:element ref="pc:EntityDisplayName" minOccurs="0"/>
+          <xs:element ref="pc:EntityInstanceReference" minOccurs="0"/>
+          <xs:element ref="pc:EntityId1" minOccurs="0"/>
+          <xs:element ref="pc:EntityId2" minOccurs="0"/>
+          <xs:element ref="pc:EntityId3" minOccurs="0"/>
+          <xs:element ref="pc:EntityId4" minOccurs="0"/>
+          <xs:element ref="pc:EntityId5" minOccurs="0"/>
+        </xs:sequence>
+      </xs:complexType>
+    </xs:element>
+    <xs:element name="EntityDisplayName" type="xs:string"/>
+    <xs:element name="EntityInstanceReference" type="xs:string"/>
+    <xs:element name="EntityId1" type="xs:string"/>
+    <xs:element name="EntityId2" type="xs:string"/>
+    <xs:element name="EntityId3" type="xs:string"/>
+    <xs:element name="EntityId4" type="xs:string"/>
+    <xs:element name="EntityId5" type="xs:string"/>
+    <xs:element name="Terms">
+      <xs:complexType>
+        <xs:sequence>
+          <xs:element ref="pc:TermInfo" minOccurs="0" maxOccurs="unbounded"/>
+        </xs:sequence>
+      </xs:complexType>
+    </xs:element>
+    <xs:element name="TermInfo">
+      <xs:complexType>
+        <xs:sequence>
+          <xs:element ref="pc:TermName" minOccurs="0"/>
+          <xs:element ref="pc:TermId" minOccurs="0"/>
+        </xs:sequence>
+      </xs:complexType>
+    </xs:element>
+    <xs:element name="TermName" type="xs:string"/>
+    <xs:element name="TermId" type="xs:string"/>
+  </xs:schema>
+</ct:contentTypeSchema>
+</file>
+
+<file path=customXml\item4.xml><?xml version="1.0" encoding="utf-8"?>
+<?mso-contentType ?>
+<FormTemplates xmlns="http://schemas.microsoft.com/sharepoint/v3/contenttype/forms">
+  <Display>DocumentLibraryForm</Display>
+  <Edit>DocumentLibraryForm</Edit>
+  <New>DocumentLibraryForm</New>
+</FormTemplates>
+</file>
+
+<file path=customXml\itemProps1.xml><?xml version="1.0" encoding="utf-8"?>
+<ds:datastoreItem xmlns:ds="http://schemas.openxmlformats.org/officeDocument/2006/customXml" ds:itemID="{BE71A2AA-C2C2-45EF-9CEB-115274F5DFE8}">
+  <ds:schemaRefs>
+    <ds:schemaRef ds:uri="http://schemas.microsoft.com/office/2006/metadata/properties"/>
+    <ds:schemaRef ds:uri="http://schemas.microsoft.com/office/infopath/2007/PartnerControls"/>
+    <ds:schemaRef ds:uri="http://schemas.microsoft.com/sharepoint/v3"/>
+    <ds:schemaRef ds:uri="230e9df3-be65-4c73-a93b-d1236ebd677e"/>
+    <ds:schemaRef ds:uri="71af3243-3dd4-4a8d-8c0d-dd76da1f02a5"/>
+    <ds:schemaRef ds:uri="16c05727-aa75-4e4a-9b5f-8a80a1165891"/>
+  </ds:schemaRefs>
+</ds:datastoreItem>
+</file>
+
+<file path=customXml\itemProps2.xml><?xml version="1.0" encoding="utf-8"?>
+<ds:datastoreItem xmlns:ds="http://schemas.openxmlformats.org/officeDocument/2006/customXml" ds:itemID="{C6809C35-722C-423A-8C94-619EC051D659}">
+  <ds:schemaRefs>
+    <ds:schemaRef ds:uri="http://schemas.openxmlformats.org/officeDocument/2006/bibliography"/>
+  </ds:schemaRefs>
+</ds:datastoreItem>
+</file>
+
+<file path=customXml\itemProps3.xml><?xml version="1.0" encoding="utf-8"?>
+<ds:datastoreItem xmlns:ds="http://schemas.openxmlformats.org/officeDocument/2006/customXml" ds:itemID="{A561FEBE-91A1-4154-B6E6-5DDE7646706C}">
+  <ds:schemaRefs>
+    <ds:schemaRef ds:uri="http://schemas.microsoft.com/office/2006/metadata/contentType"/>
+    <ds:schemaRef ds:uri="http://schemas.microsoft.com/office/2006/metadata/properties/metaAttributes"/>
+    <ds:schemaRef ds:uri="http://www.w3.org/2001/XMLSchema"/>
+    <ds:schemaRef ds:uri="http://schemas.microsoft.com/office/2006/metadata/properties"/>
+    <ds:schemaRef ds:uri="http://schemas.microsoft.com/sharepoint/v3"/>
+    <ds:schemaRef ds:uri="71af3243-3dd4-4a8d-8c0d-dd76da1f02a5"/>
+    <ds:schemaRef ds:uri="16c05727-aa75-4e4a-9b5f-8a80a1165891"/>
+    <ds:schemaRef ds:uri="230e9df3-be65-4c73-a93b-d1236ebd677e"/>
+    <ds:schemaRef ds:uri="http://schemas.microsoft.com/office/2006/documentManagement/types"/>
+    <ds:schemaRef ds:uri="http://schemas.microsoft.com/office/infopath/2007/PartnerControls"/>
+    <ds:schemaRef ds:uri="http://schemas.openxmlformats.org/package/2006/metadata/core-properties"/>
+    <ds:schemaRef ds:uri="http://purl.org/dc/elements/1.1/"/>
+    <ds:schemaRef ds:uri="http://purl.org/dc/terms/"/>
+    <ds:schemaRef ds:uri="http://schemas.microsoft.com/internal/obd"/>
+  </ds:schemaRefs>
+</ds:datastoreItem>
+</file>
+
+<file path=customXml\itemProps4.xml><?xml version="1.0" encoding="utf-8"?>
+<ds:datastoreItem xmlns:ds="http://schemas.openxmlformats.org/officeDocument/2006/customXml" ds:itemID="{F8699671-72DE-4DE8-9995-CB14096EB6BE}">
+  <ds:schemaRefs>
+    <ds:schemaRef ds:uri="http://schemas.microsoft.com/sharepoint/v3/contenttype/forms"/>
+  </ds:schemaRefs>
+</ds:datastoreItem>
+</file>
+
+<file path=docMetadata\LabelInfo.xml><?xml version="1.0" encoding="utf-8"?>
+<clbl:labelList xmlns:clbl="http://schemas.microsoft.com/office/2020/mipLabelMetadata">
+  <clbl:label id="{ea60d57e-af5b-4752-ac57-3e4f28ca11dc}" enabled="1" method="Privileged" siteId="{36da45f1-dd2c-4d1f-af13-5abe46b99921}" removed="0"/>
+</clbl:labelList>
+</file>
+
+<file path=docProps\app.xml><?xml version="1.0" encoding="utf-8"?>
+<Properties xmlns="http://schemas.openxmlformats.org/officeDocument/2006/extended-properties" xmlns:vt="http://schemas.openxmlformats.org/officeDocument/2006/docPropsVTypes">
+  <Template>Bold operations manager resume</Template>
+  <TotalTime>1708</TotalTime>
+  <Pages>1</Pages>
+  <Words>7</Words>
+  <Characters>51</Characters>
+  <Application>Microsoft Office Word</Application>
+  <DocSecurity>0</DocSecurity>
+  <Lines>17</Lines>
+  <Paragraphs>5</Paragraphs>
+  <ScaleCrop>false</ScaleCrop>
+  <HeadingPairs>
+    <vt:vector size="2" baseType="variant">
+      <vt:variant>
+        <vt:lpstr>Title</vt:lpstr>
+      </vt:variant>
+      <vt:variant>
+        <vt:i4>1</vt:i4>
+      </vt:variant>
+    </vt:vector>
+  </HeadingPairs>
+  <TitlesOfParts>
+    <vt:vector size="1" baseType="lpstr">
+      <vt:lpstr/>
+    </vt:vector>
+  </TitlesOfParts>
+  <Company/>
+  <LinksUpToDate>false</LinksUpToDate>
+  <CharactersWithSpaces>53</CharactersWithSpaces>
+  <SharedDoc>false</SharedDoc>
+  <HyperlinksChanged>false</HyperlinksChanged>
+  <AppVersion>16.0000</AppVersion>
+</Properties>
+</file>
+
+<file path=docProps\core.xml><?xml version="1.0" encoding="utf-8"?>
+<cp:coreProperties xmlns:cp="http://schemas.openxmlformats.org/package/2006/metadata/core-properties" xmlns:dc="http://purl.org/dc/elements/1.1/" xmlns:dcterms="http://purl.org/dc/terms/" xmlns:dcmitype="http://purl.org/dc/dcmitype/" xmlns:xsi="http://www.w3.org/2001/XMLSchema-instance">
+  <dc:title/>
+  <dc:subject/>
+  <dc:creator>Lewin, Murray</dc:creator>
+  <cp:keywords/>
+  <dc:description/>
+  <cp:lastModifiedBy>Lewin, Murray</cp:lastModifiedBy>
+  <cp:revision>98</cp:revision>
+  <cp:lastPrinted>2025-08-29T03:49:00Z</cp:lastPrinted>
+  <dcterms:created xsi:type="dcterms:W3CDTF">2025-08-26T02:47:00Z</dcterms:created>
+  <dcterms:modified xsi:type="dcterms:W3CDTF">2026-07-28T01:51:00Z</dcterms:modified>
+</cp:coreProperties>
+</file>
+
+<file path=docProps\custom.xml><?xml version="1.0" encoding="utf-8"?>
+<Properties xmlns="http://schemas.openxmlformats.org/officeDocument/2006/custom-properties" xmlns:vt="http://schemas.openxmlformats.org/officeDocument/2006/docPropsVTypes">
+  <property fmtid="{D5CDD505-2E9C-101B-9397-08002B2CF9AE}" pid="2" name="ContentTypeId">
+    <vt:lpwstr>0x01010079F111ED35F8CC479449609E8A0923A6</vt:lpwstr>
+  </property>
+  <property fmtid="{D5CDD505-2E9C-101B-9397-08002B2CF9AE}" pid="3" name="MediaServiceImageTags">
+    <vt:lpwstr/>
+  </property>
+  <property fmtid="{D5CDD505-2E9C-101B-9397-08002B2CF9AE}" pid="4" name="Order">
+    <vt:r8>5357300</vt:r8>
+  </property>
+  <property fmtid="{D5CDD505-2E9C-101B-9397-08002B2CF9AE}" pid="5" name="xd_Signature">
+    <vt:bool>false</vt:bool>
+  </property>
+  <property fmtid="{D5CDD505-2E9C-101B-9397-08002B2CF9AE}" pid="6" name="xd_ProgID">
+    <vt:lpwstr/>
+  </property>
+  <property fmtid="{D5CDD505-2E9C-101B-9397-08002B2CF9AE}" pid="7" name="TemplateUrl">
+    <vt:lpwstr/>
+  </property>
+  <property fmtid="{D5CDD505-2E9C-101B-9397-08002B2CF9AE}" pid="8" name="ComplianceAssetId">
+    <vt:lpwstr/>
+  </property>
+  <property fmtid="{D5CDD505-2E9C-101B-9397-08002B2CF9AE}" pid="9" name="_ExtendedDescription">
+    <vt:lpwstr/>
+  </property>
+  <property fmtid="{D5CDD505-2E9C-101B-9397-08002B2CF9AE}" pid="10" name="TriggerFlowInfo">
+    <vt:lpwstr/>
+  </property>
+</Properties>
+</file>
+
+<file path=word\document.xml><?xml version="1.0" encoding="utf-8"?>
 <w:document xmlns:wpc="http://schemas.microsoft.com/office/word/2010/wordprocessingCanvas" xmlns:cx="http://schemas.microsoft.com/office/drawing/2014/chartex" xmlns:cx1="http://schemas.microsoft.com/office/drawing/2015/9/8/chartex" xmlns:cx2="http://schemas.microsoft.com/office/drawing/2015/10/21/chartex" xmlns:cx3="http://schemas.microsoft.com/office/drawing/2016/5/9/chartex" xmlns:cx4="http://schemas.microsoft.com/office/drawing/2016/5/10/chartex" xmlns:cx5="http://schemas.microsoft.com/office/drawing/2016/5/11/chartex" xmlns:cx6="http://schemas.microsoft.com/office/drawing/2016/5/12/chartex" xmlns:cx7="http://schemas.microsoft.com/office/drawing/2016/5/13/chartex" xmlns:cx8="http://schemas.microsoft.com/office/drawing/2016/5/14/chartex" xmlns:mc="http://schemas.openxmlformats.org/markup-compatibility/2006" xmlns:aink="http://schemas.microsoft.com/office/drawing/2016/ink" xmlns:am3d="http://schemas.microsoft.com/office/drawing/2017/model3d" xmlns:o="urn:schemas-microsoft-com:office:office" xmlns:oel="http://schemas.microsoft.com/office/2019/extlst" xmlns:r="http://schemas.openxmlformats.org/officeDocument/2006/relationships" xmlns:m="http://schemas.openxmlformats.org/officeDocument/2006/math" xmlns:v="urn:schemas-microsoft-com:vml" xmlns:wp14="http://schemas.microsoft.com/office/word/2010/wordprocessingDrawing" xmlns:wp="http://schemas.openxmlformats.org/drawingml/2006/wordprocessingDrawing" xmlns:w10="urn:schemas-microsoft-com:office:word" xmlns:w="http://schemas.openxmlformats.org/wordprocessingml/2006/main" xmlns:w14="http://schemas.microsoft.com/office/word/2010/wordml" xmlns:w15="http://schemas.microsoft.com/office/word/2012/wordml" xmlns:w16cex="http://schemas.microsoft.com/office/word/2018/wordml/cex" xmlns:w16cid="http://schemas.microsoft.com/office/word/2016/wordml/cid" xmlns:w16="http://schemas.microsoft.com/office/word/2018/wordml" xmlns:w16du="http://schemas.microsoft.com/office/word/2023/wordml/word16du" xmlns:w16sdtdh="http://schemas.microsoft.com/office/word/2020/wordml/sdtdatahash" xmlns:w16sdtfl="http://schemas.microsoft.com/office/word/2024/wordml/sdtformatlock" xmlns:w16se="http://schemas.microsoft.com/office/word/2015/wordml/symex" xmlns:wpg="http://schemas.microsoft.com/office/word/2010/wordprocessingGroup" xmlns:wpi="http://schemas.microsoft.com/office/word/2010/wordprocessingInk" xmlns:wne="http://schemas.microsoft.com/office/word/2006/wordml" xmlns:wps="http://schemas.microsoft.com/office/word/2010/wordprocessingShape" mc:Ignorable="w14 w15 w16se w16cid w16 w16cex w16sdtdh w16sdtfl w16du wp14">
   <w:body>
     <w:p>
+      <w:r xmlns:w="http://schemas.openxmlformats.org/wordprocessingml/2006/main" xmlns:wp="http://schemas.openxmlformats.org/drawingml/2006/wordprocessingDrawing" xmlns:a="http://schemas.openxmlformats.org/drawingml/2006/main" xmlns:pic="http://schemas.openxmlformats.org/drawingml/2006/picture" xmlns:r="http://schemas.openxmlformats.org/officeDocument/2006/relationships">
+        <w:drawing>
+          <wp:inline distT="0" distB="0" distL="0" distR="0">
+            <wp:extent cx="914400" cy="914400"/>
+            <wp:docPr id="9001" name="Profile photo" descr="Portrait of Murray Lewin"/>
+            <a:graphic>
+              <a:graphicData uri="http://schemas.openxmlformats.org/drawingml/2006/picture">
+                <pic:pic>
+                  <pic:nvPicPr>
+                    <pic:cNvPr id="0" name="profile-photo.jpg"/>
+                    <pic:cNvPicPr/>
+                  </pic:nvPicPr>
+                  <pic:blipFill>
+                    <a:blip r:embed="rIdProfilePhoto"/>
+                    <a:stretch>
+                      <a:fillRect/>
+                    </a:stretch>
+                  </pic:blipFill>
+                  <pic:spPr>
+                    <a:xfrm>
+                      <a:off x="0" y="0"/>
+                      <a:ext cx="914400" cy="914400"/>
+                    </a:xfrm>
+                    <a:prstGeom prst="rect">
+                      <a:avLst/>
+                    </a:prstGeom>
+                  </pic:spPr>
+                </pic:pic>
+              </a:graphicData>
+            </a:graphic>
+          </wp:inline>
+        </w:drawing>
+      </w:r>
       <w:pPr>
         <w:rPr>
           <w:vertAlign w:val="subscript"/>
@@ -685,7 +1215,7 @@
                                 <w:sz w:val="20"/>
                                 <w:szCs w:val="22"/>
                               </w:rPr>
-                              <w:t xml:space="preserve"> – Western Australia</w:t>
+                              <w:t xml:space="preserve"> â€“ Western Australia</w:t>
                             </w:r>
                           </w:p>
                           <w:p>
@@ -897,7 +1427,7 @@
                           <w:sz w:val="20"/>
                           <w:szCs w:val="22"/>
                         </w:rPr>
-                        <w:t xml:space="preserve"> – Western Australia</w:t>
+                        <w:t xml:space="preserve"> â€“ Western Australia</w:t>
                       </w:r>
                     </w:p>
                     <w:p>
@@ -1414,7 +1944,7 @@
                                 <w:sz w:val="20"/>
                                 <w:szCs w:val="20"/>
                               </w:rPr>
-                              <w:t xml:space="preserve">I am a consultant engineer in Deloitte’s Strategy, Risk and Transactions practice, within the specialist asset management team. My work centres on maintenance strategy optimisation, reliability analysis and the maintenance master data that underpins both.</w:t>
+                              <w:t xml:space="preserve">I am a consultant engineer in Deloitteâ€™s Strategy, Risk and Transactions practice, within the specialist asset management team. My work centres on maintenance strategy optimisation, reliability analysis and the maintenance master data that underpins both.</w:t>
                             </w:r>
                           </w:p>
                           <w:p>
@@ -1437,7 +1967,7 @@
                                 <w:sz w:val="20"/>
                                 <w:szCs w:val="20"/>
                               </w:rPr>
-                              <w:t xml:space="preserve">FORTESCUE – ASSET MAINTENANCE SPECIALIST</w:t>
+                              <w:t xml:space="preserve">FORTESCUE â€“ ASSET MAINTENANCE SPECIALIST</w:t>
                             </w:r>
                           </w:p>
                           <w:p>
@@ -1456,7 +1986,7 @@
                                 <w:sz w:val="20"/>
                                 <w:szCs w:val="20"/>
                               </w:rPr>
-                              <w:t xml:space="preserve">I heard about this role through my brother, who works at Fortescue, and it stood out immediately. Most of my work sits in maintenance strategy optimisation and the master data underneath it – FLOC hierarchies, BOM validation, material classification and work order coding – because a strategy is only ever as good as the data it runs on. The past two years have been spent turning messy SAP and operational data into reliability insight, defect elimination and better work management. Fortescue’s approach of leading through doing, and the chance to build proof-of-concept tools alongside software and data engineers rather than hand requirements over, is exactly the environment I am looking for.</w:t>
+                              <w:t xml:space="preserve">I heard about this role through my brother, who works at Fortescue, and it stood out immediately. Most of my work sits in maintenance strategy optimisation and the master data underneath it â€“ FLOC hierarchies, BOM validation, material classification and work order coding â€“ because a strategy is only ever as good as the data it runs on. The past two years have been spent turning messy SAP and operational data into reliability insight, defect elimination and better work management. Fortescueâ€™s approach of leading through doing, and the chance to build proof-of-concept tools alongside software and data engineers rather than hand requirements over, is exactly the environment I am looking for.</w:t>
                             </w:r>
                           </w:p>
                         </w:txbxContent>
@@ -1519,7 +2049,7 @@
                           <w:sz w:val="20"/>
                           <w:szCs w:val="20"/>
                         </w:rPr>
-                        <w:t xml:space="preserve">I am a consultant engineer in Deloitte’s Strategy, Risk and Transactions practice, within the specialist asset management team. My work centres on maintenance strategy optimisation, reliability analysis and the maintenance master data that underpins both.</w:t>
+                        <w:t xml:space="preserve">I am a consultant engineer in Deloitteâ€™s Strategy, Risk and Transactions practice, within the specialist asset management team. My work centres on maintenance strategy optimisation, reliability analysis and the maintenance master data that underpins both.</w:t>
                       </w:r>
                     </w:p>
                     <w:p>
@@ -1542,7 +2072,7 @@
                           <w:sz w:val="20"/>
                           <w:szCs w:val="20"/>
                         </w:rPr>
-                        <w:t xml:space="preserve">FORTESCUE – ASSET MAINTENANCE SPECIALIST</w:t>
+                        <w:t xml:space="preserve">FORTESCUE â€“ ASSET MAINTENANCE SPECIALIST</w:t>
                       </w:r>
                     </w:p>
                     <w:p>
@@ -1561,7 +2091,7 @@
                           <w:sz w:val="20"/>
                           <w:szCs w:val="20"/>
                         </w:rPr>
-                        <w:t xml:space="preserve">I heard about this role through my brother, who works at Fortescue, and it stood out immediately. Most of my work sits in maintenance strategy optimisation and the master data underneath it – FLOC hierarchies, BOM validation, material classification and work order coding – because a strategy is only ever as good as the data it runs on. The past two years have been spent turning messy SAP and operational data into reliability insight, defect elimination and better work management. Fortescue’s approach of leading through doing, and the chance to build proof-of-concept tools alongside software and data engineers rather than hand requirements over, is exactly the environment I am looking for.</w:t>
+                        <w:t xml:space="preserve">I heard about this role through my brother, who works at Fortescue, and it stood out immediately. Most of my work sits in maintenance strategy optimisation and the master data underneath it â€“ FLOC hierarchies, BOM validation, material classification and work order coding â€“ because a strategy is only ever as good as the data it runs on. The past two years have been spent turning messy SAP and operational data into reliability insight, defect elimination and better work management. Fortescueâ€™s approach of leading through doing, and the chance to build proof-of-concept tools alongside software and data engineers rather than hand requirements over, is exactly the environment I am looking for.</w:t>
                       </w:r>
                     </w:p>
                   </w:txbxContent>
@@ -1698,7 +2228,7 @@
                                 <w:sz w:val="24"/>
                                 <w:szCs w:val="24"/>
                               </w:rPr>
-                              <w:t>–</w:t>
+                              <w:t>â€“</w:t>
                             </w:r>
                             <w:r>
                               <w:rPr>
@@ -1836,7 +2366,7 @@
                                 <w:sz w:val="20"/>
                                 <w:szCs w:val="28"/>
                               </w:rPr>
-                              <w:t xml:space="preserve">As part of a multi-disciplinary delivery team, I helped build a full-stack, cloud-native AI application that modernises and automates maintenance strategy processes across Heavy Mobile Equipment (HME) and Fixed Plant (FXP) assets for a global iron ore producer. It replaces fragmented, manual engineering workflows with AI-augmented data review, statistical reliability modelling and data-driven maintenance optimisation, integrating Databricks and SAP work order data for traceability through to validated maintenance recommendations. My contribution spanned reliability modelling, application features and data visualisation, alongside the team’s LLM specialists. The product is rolling out to production, with projected annual savings of $35 million.</w:t>
+                              <w:t xml:space="preserve">As part of a multi-disciplinary delivery team, I helped build a full-stack, cloud-native AI application that modernises and automates maintenance strategy processes across Heavy Mobile Equipment (HME) and Fixed Plant (FXP) assets for a global iron ore producer. It replaces fragmented, manual engineering workflows with AI-augmented data review, statistical reliability modelling and data-driven maintenance optimisation, integrating Databricks and SAP work order data for traceability through to validated maintenance recommendations. My contribution spanned reliability modelling, application features and data visualisation, alongside the teamâ€™s LLM specialists. The product is rolling out to production, with projected annual savings of $35 million.</w:t>
                             </w:r>
                           </w:p>
                           <w:p>
@@ -2090,7 +2620,7 @@
                           <w:sz w:val="24"/>
                           <w:szCs w:val="24"/>
                         </w:rPr>
-                        <w:t>–</w:t>
+                        <w:t>â€“</w:t>
                       </w:r>
                       <w:r>
                         <w:rPr>
@@ -2228,7 +2758,7 @@
                           <w:sz w:val="20"/>
                           <w:szCs w:val="28"/>
                         </w:rPr>
-                        <w:t xml:space="preserve">As part of a multi-disciplinary delivery team, I helped build a full-stack, cloud-native AI application that modernises and automates maintenance strategy processes across Heavy Mobile Equipment (HME) and Fixed Plant (FXP) assets for a global iron ore producer. It replaces fragmented, manual engineering workflows with AI-augmented data review, statistical reliability modelling and data-driven maintenance optimisation, integrating Databricks and SAP work order data for traceability through to validated maintenance recommendations. My contribution spanned reliability modelling, application features and data visualisation, alongside the team’s LLM specialists. The product is rolling out to production, with projected annual savings of $35 million.</w:t>
+                        <w:t xml:space="preserve">As part of a multi-disciplinary delivery team, I helped build a full-stack, cloud-native AI application that modernises and automates maintenance strategy processes across Heavy Mobile Equipment (HME) and Fixed Plant (FXP) assets for a global iron ore producer. It replaces fragmented, manual engineering workflows with AI-augmented data review, statistical reliability modelling and data-driven maintenance optimisation, integrating Databricks and SAP work order data for traceability through to validated maintenance recommendations. My contribution spanned reliability modelling, application features and data visualisation, alongside the teamâ€™s LLM specialists. The product is rolling out to production, with projected annual savings of $35 million.</w:t>
                       </w:r>
                     </w:p>
                     <w:p>
@@ -3270,7 +3800,7 @@
                                 <w:sz w:val="18"/>
                                 <w:szCs w:val="20"/>
                               </w:rPr>
-                              <w:t>Ronald McDonald House – Big Brother Program (2018)</w:t>
+                              <w:t>Ronald McDonald House â€“ Big Brother Program (2018)</w:t>
                             </w:r>
                           </w:p>
                           <w:p>
@@ -3337,7 +3867,7 @@
                                 <w:sz w:val="18"/>
                                 <w:szCs w:val="20"/>
                               </w:rPr>
-                              <w:t xml:space="preserve"> School – Warmun Community</w:t>
+                              <w:t xml:space="preserve"> School â€“ Warmun Community</w:t>
                             </w:r>
                           </w:p>
                           <w:p>
@@ -3502,7 +4032,7 @@
                                 <w:sz w:val="18"/>
                                 <w:szCs w:val="20"/>
                               </w:rPr>
-                              <w:t>Sienna Centre – Holy Rosary Primary School</w:t>
+                              <w:t>Sienna Centre â€“ Holy Rosary Primary School</w:t>
                             </w:r>
                           </w:p>
                           <w:p>
@@ -3584,7 +4114,7 @@
                           <w:sz w:val="18"/>
                           <w:szCs w:val="20"/>
                         </w:rPr>
-                        <w:t>Ronald McDonald House – Big Brother Program (2018)</w:t>
+                        <w:t>Ronald McDonald House â€“ Big Brother Program (2018)</w:t>
                       </w:r>
                     </w:p>
                     <w:p>
@@ -3651,7 +4181,7 @@
                           <w:sz w:val="18"/>
                           <w:szCs w:val="20"/>
                         </w:rPr>
-                        <w:t xml:space="preserve"> School – Warmun Community</w:t>
+                        <w:t xml:space="preserve"> School â€“ Warmun Community</w:t>
                       </w:r>
                     </w:p>
                     <w:p>
@@ -3816,7 +4346,7 @@
                           <w:sz w:val="18"/>
                           <w:szCs w:val="20"/>
                         </w:rPr>
-                        <w:t>Sienna Centre – Holy Rosary Primary School</w:t>
+                        <w:t>Sienna Centre â€“ Holy Rosary Primary School</w:t>
                       </w:r>
                     </w:p>
                     <w:p>
@@ -3932,7 +4462,7 @@
                                 <w:sz w:val="20"/>
                                 <w:szCs w:val="22"/>
                               </w:rPr>
-                              <w:t>Chris Shannen – Deloitte</w:t>
+                              <w:t>Chris Shannen â€“ Deloitte</w:t>
                             </w:r>
                           </w:p>
                           <w:p>
@@ -4022,7 +4552,7 @@
                                 <w:sz w:val="20"/>
                                 <w:szCs w:val="22"/>
                               </w:rPr>
-                              <w:t>–</w:t>
+                              <w:t>â€“</w:t>
                             </w:r>
                             <w:r>
                               <w:rPr>
@@ -4159,7 +4689,7 @@
                           <w:sz w:val="20"/>
                           <w:szCs w:val="22"/>
                         </w:rPr>
-                        <w:t>Chris Shannen – Deloitte</w:t>
+                        <w:t>Chris Shannen â€“ Deloitte</w:t>
                       </w:r>
                     </w:p>
                     <w:p>
@@ -4249,7 +4779,7 @@
                           <w:sz w:val="20"/>
                           <w:szCs w:val="22"/>
                         </w:rPr>
-                        <w:t>–</w:t>
+                        <w:t>â€“</w:t>
                       </w:r>
                       <w:r>
                         <w:rPr>
@@ -4647,7 +5177,7 @@
                               <w:rPr>
                                 <w:rFonts w:ascii="Aptos" w:hAnsi="Aptos"/>
                               </w:rPr>
-                              <w:t xml:space="preserve"> – </w:t>
+                              <w:t xml:space="preserve"> â€“ </w:t>
                             </w:r>
                             <w:r>
                               <w:rPr>
@@ -4720,7 +5250,7 @@
                                 <w:sz w:val="20"/>
                                 <w:szCs w:val="28"/>
                               </w:rPr>
-                              <w:t>September 2025 – January 2026</w:t>
+                              <w:t>September 2025 â€“ January 2026</w:t>
                             </w:r>
                           </w:p>
                           <w:p>
@@ -4921,7 +5451,7 @@
                                 <w:sz w:val="20"/>
                                 <w:szCs w:val="28"/>
                               </w:rPr>
-                              <w:t>March 2025 – September 2025</w:t>
+                              <w:t>March 2025 â€“ September 2025</w:t>
                             </w:r>
                           </w:p>
                           <w:p>
@@ -4952,7 +5482,7 @@
                                 <w:sz w:val="20"/>
                                 <w:szCs w:val="28"/>
                               </w:rPr>
-                              <w:t xml:space="preserve">Asset Health Index – Pilbara Fixed Plant Sites</w:t>
+                              <w:t xml:space="preserve">Asset Health Index â€“ Pilbara Fixed Plant Sites</w:t>
                             </w:r>
                           </w:p>
                           <w:p>
@@ -5122,7 +5652,7 @@
                                 <w:sz w:val="20"/>
                                 <w:szCs w:val="28"/>
                               </w:rPr>
-                              <w:t>January 2025 – March 2025</w:t>
+                              <w:t>January 2025 â€“ March 2025</w:t>
                             </w:r>
                           </w:p>
                           <w:p>
@@ -5305,7 +5835,7 @@
                                 <w:sz w:val="20"/>
                                 <w:szCs w:val="28"/>
                               </w:rPr>
-                              <w:t>September 2024 – December 2024</w:t>
+                              <w:t>September 2024 â€“ December 2024</w:t>
                             </w:r>
                           </w:p>
                           <w:p>
@@ -5336,7 +5866,7 @@
                                 <w:sz w:val="20"/>
                                 <w:szCs w:val="28"/>
                               </w:rPr>
-                              <w:t xml:space="preserve">Asset Management Plans – Fixed Plant Substations</w:t>
+                              <w:t xml:space="preserve">Asset Management Plans â€“ Fixed Plant Substations</w:t>
                             </w:r>
                           </w:p>
                           <w:p>
@@ -5464,7 +5994,7 @@
                         <w:rPr>
                           <w:rFonts w:ascii="Aptos" w:hAnsi="Aptos"/>
                         </w:rPr>
-                        <w:t xml:space="preserve"> – </w:t>
+                        <w:t xml:space="preserve"> â€“ </w:t>
                       </w:r>
                       <w:r>
                         <w:rPr>
@@ -5537,7 +6067,7 @@
                           <w:sz w:val="20"/>
                           <w:szCs w:val="28"/>
                         </w:rPr>
-                        <w:t>September 2025 – January 2026</w:t>
+                        <w:t>September 2025 â€“ January 2026</w:t>
                       </w:r>
                     </w:p>
                     <w:p>
@@ -5738,7 +6268,7 @@
                           <w:sz w:val="20"/>
                           <w:szCs w:val="28"/>
                         </w:rPr>
-                        <w:t>March 2025 – September 2025</w:t>
+                        <w:t>March 2025 â€“ September 2025</w:t>
                       </w:r>
                     </w:p>
                     <w:p>
@@ -5769,7 +6299,7 @@
                           <w:sz w:val="20"/>
                           <w:szCs w:val="28"/>
                         </w:rPr>
-                        <w:t xml:space="preserve">Asset Health Index – Pilbara Fixed Plant Sites</w:t>
+                        <w:t xml:space="preserve">Asset Health Index â€“ Pilbara Fixed Plant Sites</w:t>
                       </w:r>
                     </w:p>
                     <w:p>
@@ -5939,7 +6469,7 @@
                           <w:sz w:val="20"/>
                           <w:szCs w:val="28"/>
                         </w:rPr>
-                        <w:t>January 2025 – March 2025</w:t>
+                        <w:t>January 2025 â€“ March 2025</w:t>
                       </w:r>
                     </w:p>
                     <w:p>
@@ -6122,7 +6652,7 @@
                           <w:sz w:val="20"/>
                           <w:szCs w:val="28"/>
                         </w:rPr>
-                        <w:t>September 2024 – December 2024</w:t>
+                        <w:t>September 2024 â€“ December 2024</w:t>
                       </w:r>
                     </w:p>
                     <w:p>
@@ -6153,7 +6683,7 @@
                           <w:sz w:val="20"/>
                           <w:szCs w:val="28"/>
                         </w:rPr>
-                        <w:t xml:space="preserve">Asset Management Plans – Fixed Plant Substations</w:t>
+                        <w:t xml:space="preserve">Asset Management Plans â€“ Fixed Plant Substations</w:t>
                       </w:r>
                     </w:p>
                     <w:p>
@@ -6314,7 +6844,7 @@
                               <w:rPr>
                                 <w:rFonts w:ascii="Aptos" w:hAnsi="Aptos"/>
                               </w:rPr>
-                              <w:t>Continued Project Experience – Deloitte Touche Tohmatsu Limited</w:t>
+                              <w:t>Continued Project Experience â€“ Deloitte Touche Tohmatsu Limited</w:t>
                             </w:r>
                           </w:p>
                           <w:p>
@@ -6381,7 +6911,7 @@
                                 <w:sz w:val="20"/>
                                 <w:szCs w:val="28"/>
                               </w:rPr>
-                              <w:t>June 2024 – September 2024</w:t>
+                              <w:t>June 2024 â€“ September 2024</w:t>
                             </w:r>
                           </w:p>
                           <w:p>
@@ -6412,7 +6942,7 @@
                                 <w:sz w:val="20"/>
                                 <w:szCs w:val="28"/>
                               </w:rPr>
-                              <w:t xml:space="preserve">Asset Tactics Review – Pilbara Operations</w:t>
+                              <w:t xml:space="preserve">Asset Tactics Review â€“ Pilbara Operations</w:t>
                             </w:r>
                           </w:p>
                           <w:p>
@@ -6579,7 +7109,7 @@
                                 <w:sz w:val="20"/>
                                 <w:szCs w:val="28"/>
                               </w:rPr>
-                              <w:t>November 2022 – March 2024 – Part time /Ad Hoc</w:t>
+                              <w:t>November 2022 â€“ March 2024 â€“ Part time /Ad Hoc</w:t>
                             </w:r>
                           </w:p>
                           <w:p>
@@ -6610,7 +7140,7 @@
                                 <w:sz w:val="20"/>
                                 <w:szCs w:val="28"/>
                               </w:rPr>
-                              <w:t xml:space="preserve">Using SAP to re-issue stock items back into the storefront that weren’t fitted from maintenance orders. Also preparing work orders for fitters and maintenance crew to perform routine fixes.</w:t>
+                              <w:t xml:space="preserve">Using SAP to re-issue stock items back into the storefront that werenâ€™t fitted from maintenance orders. Also preparing work orders for fitters and maintenance crew to perform routine fixes.</w:t>
                             </w:r>
                           </w:p>
                           <w:p>
@@ -6734,7 +7264,7 @@
                               <w:rPr>
                                 <w:rFonts w:ascii="Aptos" w:hAnsi="Aptos"/>
                               </w:rPr>
-                              <w:t>Prior Experience – University of Western Australia</w:t>
+                              <w:t>Prior Experience â€“ University of Western Australia</w:t>
                             </w:r>
                           </w:p>
                           <w:p>
@@ -6801,7 +7331,7 @@
                                 <w:sz w:val="20"/>
                                 <w:szCs w:val="28"/>
                               </w:rPr>
-                              <w:t>July 2023 – November 2023</w:t>
+                              <w:t>July 2023 â€“ November 2023</w:t>
                             </w:r>
                           </w:p>
                           <w:p>
@@ -6978,7 +7508,7 @@
                         <w:rPr>
                           <w:rFonts w:ascii="Aptos" w:hAnsi="Aptos"/>
                         </w:rPr>
-                        <w:t>Continued Project Experience – Deloitte Touche Tohmatsu Limited</w:t>
+                        <w:t>Continued Project Experience â€“ Deloitte Touche Tohmatsu Limited</w:t>
                       </w:r>
                     </w:p>
                     <w:p>
@@ -7045,7 +7575,7 @@
                           <w:sz w:val="20"/>
                           <w:szCs w:val="28"/>
                         </w:rPr>
-                        <w:t>June 2024 – September 2024</w:t>
+                        <w:t>June 2024 â€“ September 2024</w:t>
                       </w:r>
                     </w:p>
                     <w:p>
@@ -7076,7 +7606,7 @@
                           <w:sz w:val="20"/>
                           <w:szCs w:val="28"/>
                         </w:rPr>
-                        <w:t xml:space="preserve">Asset Tactics Review – Pilbara Operations</w:t>
+                        <w:t xml:space="preserve">Asset Tactics Review â€“ Pilbara Operations</w:t>
                       </w:r>
                     </w:p>
                     <w:p>
@@ -7243,7 +7773,7 @@
                           <w:sz w:val="20"/>
                           <w:szCs w:val="28"/>
                         </w:rPr>
-                        <w:t>November 2022 – March 2024 – Part time /Ad Hoc</w:t>
+                        <w:t>November 2022 â€“ March 2024 â€“ Part time /Ad Hoc</w:t>
                       </w:r>
                     </w:p>
                     <w:p>
@@ -7274,7 +7804,7 @@
                           <w:sz w:val="20"/>
                           <w:szCs w:val="28"/>
                         </w:rPr>
-                        <w:t xml:space="preserve">Using SAP to re-issue stock items back into the storefront that weren’t fitted from maintenance orders. Also preparing work orders for fitters and maintenance crew to perform routine fixes.</w:t>
+                        <w:t xml:space="preserve">Using SAP to re-issue stock items back into the storefront that werenâ€™t fitted from maintenance orders. Also preparing work orders for fitters and maintenance crew to perform routine fixes.</w:t>
                       </w:r>
                     </w:p>
                     <w:p>
@@ -7398,7 +7928,7 @@
                         <w:rPr>
                           <w:rFonts w:ascii="Aptos" w:hAnsi="Aptos"/>
                         </w:rPr>
-                        <w:t>Prior Experience – University of Western Australia</w:t>
+                        <w:t>Prior Experience â€“ University of Western Australia</w:t>
                       </w:r>
                     </w:p>
                     <w:p>
@@ -7465,7 +7995,7 @@
                           <w:sz w:val="20"/>
                           <w:szCs w:val="28"/>
                         </w:rPr>
-                        <w:t>July 2023 – November 2023</w:t>
+                        <w:t>July 2023 â€“ November 2023</w:t>
                       </w:r>
                     </w:p>
                     <w:p>
@@ -7711,7 +8241,74 @@
 </w:document>
 </file>
 
-<file path=word/numbering.xml><?xml version="1.0" encoding="utf-8"?>
+<file path=word\fontTable.xml><?xml version="1.0" encoding="utf-8"?>
+<w:fonts xmlns:mc="http://schemas.openxmlformats.org/markup-compatibility/2006" xmlns:r="http://schemas.openxmlformats.org/officeDocument/2006/relationships" xmlns:w="http://schemas.openxmlformats.org/wordprocessingml/2006/main" xmlns:w14="http://schemas.microsoft.com/office/word/2010/wordml" xmlns:w15="http://schemas.microsoft.com/office/word/2012/wordml" xmlns:w16cex="http://schemas.microsoft.com/office/word/2018/wordml/cex" xmlns:w16cid="http://schemas.microsoft.com/office/word/2016/wordml/cid" xmlns:w16="http://schemas.microsoft.com/office/word/2018/wordml" xmlns:w16du="http://schemas.microsoft.com/office/word/2023/wordml/word16du" xmlns:w16sdtdh="http://schemas.microsoft.com/office/word/2020/wordml/sdtdatahash" xmlns:w16sdtfl="http://schemas.microsoft.com/office/word/2024/wordml/sdtformatlock" xmlns:w16se="http://schemas.microsoft.com/office/word/2015/wordml/symex" mc:Ignorable="w14 w15 w16se w16cid w16 w16cex w16sdtdh w16sdtfl w16du">
+  <w:font w:name="Symbol">
+    <w:panose1 w:val="05050102010706020507"/>
+    <w:charset w:val="02"/>
+    <w:family w:val="roman"/>
+    <w:pitch w:val="variable"/>
+    <w:sig w:usb0="00000000" w:usb1="10000000" w:usb2="00000000" w:usb3="00000000" w:csb0="80000000" w:csb1="00000000"/>
+  </w:font>
+  <w:font w:name="Times New Roman">
+    <w:panose1 w:val="02020603050405020304"/>
+    <w:charset w:val="00"/>
+    <w:family w:val="roman"/>
+    <w:pitch w:val="variable"/>
+    <w:sig w:usb0="E0002EFF" w:usb1="C000785B" w:usb2="00000009" w:usb3="00000000" w:csb0="000001FF" w:csb1="00000000"/>
+  </w:font>
+  <w:font w:name="Courier New">
+    <w:panose1 w:val="02070309020205020404"/>
+    <w:charset w:val="00"/>
+    <w:family w:val="modern"/>
+    <w:pitch w:val="fixed"/>
+    <w:sig w:usb0="E0002EFF" w:usb1="C0007843" w:usb2="00000009" w:usb3="00000000" w:csb0="000001FF" w:csb1="00000000"/>
+  </w:font>
+  <w:font w:name="Wingdings">
+    <w:panose1 w:val="05000000000000000000"/>
+    <w:charset w:val="02"/>
+    <w:family w:val="auto"/>
+    <w:pitch w:val="variable"/>
+    <w:sig w:usb0="00000000" w:usb1="10000000" w:usb2="00000000" w:usb3="00000000" w:csb0="80000000" w:csb1="00000000"/>
+  </w:font>
+  <w:font w:name="Aptos">
+    <w:charset w:val="00"/>
+    <w:family w:val="swiss"/>
+    <w:pitch w:val="variable"/>
+    <w:sig w:usb0="20000287" w:usb1="00000003" w:usb2="00000000" w:usb3="00000000" w:csb0="0000019F" w:csb1="00000000"/>
+  </w:font>
+  <w:font w:name="Arial">
+    <w:panose1 w:val="020B0604020202020204"/>
+    <w:charset w:val="00"/>
+    <w:family w:val="swiss"/>
+    <w:pitch w:val="variable"/>
+    <w:sig w:usb0="E0002EFF" w:usb1="C000785B" w:usb2="00000009" w:usb3="00000000" w:csb0="000001FF" w:csb1="00000000"/>
+  </w:font>
+  <w:font w:name="Verdana">
+    <w:panose1 w:val="020B0604030504040204"/>
+    <w:charset w:val="00"/>
+    <w:family w:val="swiss"/>
+    <w:pitch w:val="variable"/>
+    <w:sig w:usb0="A00006FF" w:usb1="4000205B" w:usb2="00000010" w:usb3="00000000" w:csb0="0000019F" w:csb1="00000000"/>
+  </w:font>
+  <w:font w:name="Baskerville Old Face">
+    <w:panose1 w:val="02020602080505020303"/>
+    <w:charset w:val="00"/>
+    <w:family w:val="roman"/>
+    <w:pitch w:val="variable"/>
+    <w:sig w:usb0="00000003" w:usb1="00000000" w:usb2="00000000" w:usb3="00000000" w:csb0="00000001" w:csb1="00000000"/>
+  </w:font>
+  <w:font w:name="Open Sans">
+    <w:panose1 w:val="020B0606030504020204"/>
+    <w:charset w:val="00"/>
+    <w:family w:val="swiss"/>
+    <w:pitch w:val="variable"/>
+    <w:sig w:usb0="E00002EF" w:usb1="4000205B" w:usb2="00000028" w:usb3="00000000" w:csb0="0000019F" w:csb1="00000000"/>
+  </w:font>
+</w:fonts>
+</file>
+
+<file path=word\numbering.xml><?xml version="1.0" encoding="utf-8"?>
 <w:numbering xmlns:wpc="http://schemas.microsoft.com/office/word/2010/wordprocessingCanvas" xmlns:cx="http://schemas.microsoft.com/office/drawing/2014/chartex" xmlns:cx1="http://schemas.microsoft.com/office/drawing/2015/9/8/chartex" xmlns:cx2="http://schemas.microsoft.com/office/drawing/2015/10/21/chartex" xmlns:cx3="http://schemas.microsoft.com/office/drawing/2016/5/9/chartex" xmlns:cx4="http://schemas.microsoft.com/office/drawing/2016/5/10/chartex" xmlns:cx5="http://schemas.microsoft.com/office/drawing/2016/5/11/chartex" xmlns:cx6="http://schemas.microsoft.com/office/drawing/2016/5/12/chartex" xmlns:cx7="http://schemas.microsoft.com/office/drawing/2016/5/13/chartex" xmlns:cx8="http://schemas.microsoft.com/office/drawing/2016/5/14/chartex" xmlns:mc="http://schemas.openxmlformats.org/markup-compatibility/2006" xmlns:aink="http://schemas.microsoft.com/office/drawing/2016/ink" xmlns:am3d="http://schemas.microsoft.com/office/drawing/2017/model3d" xmlns:o="urn:schemas-microsoft-com:office:office" xmlns:oel="http://schemas.microsoft.com/office/2019/extlst" xmlns:r="http://schemas.openxmlformats.org/officeDocument/2006/relationships" xmlns:m="http://schemas.openxmlformats.org/officeDocument/2006/math" xmlns:v="urn:schemas-microsoft-com:vml" xmlns:wp14="http://schemas.microsoft.com/office/word/2010/wordprocessingDrawing" xmlns:wp="http://schemas.openxmlformats.org/drawingml/2006/wordprocessingDrawing" xmlns:w10="urn:schemas-microsoft-com:office:word" xmlns:w="http://schemas.openxmlformats.org/wordprocessingml/2006/main" xmlns:w14="http://schemas.microsoft.com/office/word/2010/wordml" xmlns:w15="http://schemas.microsoft.com/office/word/2012/wordml" xmlns:w16cex="http://schemas.microsoft.com/office/word/2018/wordml/cex" xmlns:w16cid="http://schemas.microsoft.com/office/word/2016/wordml/cid" xmlns:w16="http://schemas.microsoft.com/office/word/2018/wordml" xmlns:w16du="http://schemas.microsoft.com/office/word/2023/wordml/word16du" xmlns:w16sdtdh="http://schemas.microsoft.com/office/word/2020/wordml/sdtdatahash" xmlns:w16sdtfl="http://schemas.microsoft.com/office/word/2024/wordml/sdtformatlock" xmlns:w16se="http://schemas.microsoft.com/office/word/2015/wordml/symex" xmlns:wpg="http://schemas.microsoft.com/office/word/2010/wordprocessingGroup" xmlns:wpi="http://schemas.microsoft.com/office/word/2010/wordprocessingInk" xmlns:wne="http://schemas.microsoft.com/office/word/2006/wordml" xmlns:wps="http://schemas.microsoft.com/office/word/2010/wordprocessingShape" mc:Ignorable="w14 w15 w16se w16cid w16 w16cex w16sdtdh w16sdtfl w16du wp14">
   <w:abstractNum w:abstractNumId="0" w15:restartNumberingAfterBreak="0">
     <w:nsid w:val="FFFFFF89"/>
@@ -9134,7 +9731,262 @@
 </w:numbering>
 </file>
 
-<file path=word/styles.xml><?xml version="1.0" encoding="utf-8"?>
+<file path=word\settings.xml><?xml version="1.0" encoding="utf-8"?>
+<w:settings xmlns:mc="http://schemas.openxmlformats.org/markup-compatibility/2006" xmlns:o="urn:schemas-microsoft-com:office:office" xmlns:r="http://schemas.openxmlformats.org/officeDocument/2006/relationships" xmlns:m="http://schemas.openxmlformats.org/officeDocument/2006/math" xmlns:v="urn:schemas-microsoft-com:vml" xmlns:w10="urn:schemas-microsoft-com:office:word" xmlns:w="http://schemas.openxmlformats.org/wordprocessingml/2006/main" xmlns:w14="http://schemas.microsoft.com/office/word/2010/wordml" xmlns:w15="http://schemas.microsoft.com/office/word/2012/wordml" xmlns:w16cex="http://schemas.microsoft.com/office/word/2018/wordml/cex" xmlns:w16cid="http://schemas.microsoft.com/office/word/2016/wordml/cid" xmlns:w16="http://schemas.microsoft.com/office/word/2018/wordml" xmlns:w16du="http://schemas.microsoft.com/office/word/2023/wordml/word16du" xmlns:w16sdtdh="http://schemas.microsoft.com/office/word/2020/wordml/sdtdatahash" xmlns:w16sdtfl="http://schemas.microsoft.com/office/word/2024/wordml/sdtformatlock" xmlns:w16se="http://schemas.microsoft.com/office/word/2015/wordml/symex" xmlns:sl="http://schemas.openxmlformats.org/schemaLibrary/2006/main" mc:Ignorable="w14 w15 w16se w16cid w16 w16cex w16sdtdh w16sdtfl w16du">
+  <w:zoom w:percent="100"/>
+  <w:proofState w:spelling="clean" w:grammar="clean"/>
+  <w:attachedTemplate r:id="rId1"/>
+  <w:stylePaneFormatFilter w:val="5004" w:allStyles="0" w:customStyles="0" w:latentStyles="1" w:stylesInUse="0" w:headingStyles="0" w:numberingStyles="0" w:tableStyles="0" w:directFormattingOnRuns="0" w:directFormattingOnParagraphs="0" w:directFormattingOnNumbering="0" w:directFormattingOnTables="0" w:clearFormatting="1" w:top3HeadingStyles="0" w:visibleStyles="1" w:alternateStyleNames="0"/>
+  <w:stylePaneSortMethod w:val="0000"/>
+  <w:defaultTabStop w:val="720"/>
+  <w:characterSpacingControl w:val="doNotCompress"/>
+  <w:compat>
+    <w:compatSetting w:name="compatibilityMode" w:uri="http://schemas.microsoft.com/office/word" w:val="15"/>
+    <w:compatSetting w:name="overrideTableStyleFontSizeAndJustification" w:uri="http://schemas.microsoft.com/office/word" w:val="1"/>
+    <w:compatSetting w:name="enableOpenTypeFeatures" w:uri="http://schemas.microsoft.com/office/word" w:val="1"/>
+    <w:compatSetting w:name="doNotFlipMirrorIndents" w:uri="http://schemas.microsoft.com/office/word" w:val="1"/>
+    <w:compatSetting w:name="differentiateMultirowTableHeaders" w:uri="http://schemas.microsoft.com/office/word" w:val="1"/>
+    <w:compatSetting w:name="useWord2013TrackBottomHyphenation" w:uri="http://schemas.microsoft.com/office/word" w:val="0"/>
+  </w:compat>
+  <w:rsids>
+    <w:rsidRoot w:val="00685DCE"/>
+    <w:rsid w:val="000015E7"/>
+    <w:rsid w:val="00013B41"/>
+    <w:rsid w:val="000429E8"/>
+    <w:rsid w:val="00046B5F"/>
+    <w:rsid w:val="0005061E"/>
+    <w:rsid w:val="000543D2"/>
+    <w:rsid w:val="0008190F"/>
+    <w:rsid w:val="000942D0"/>
+    <w:rsid w:val="000C1DBA"/>
+    <w:rsid w:val="000C411E"/>
+    <w:rsid w:val="000E6F71"/>
+    <w:rsid w:val="000F3CD7"/>
+    <w:rsid w:val="000F7EBE"/>
+    <w:rsid w:val="00100B74"/>
+    <w:rsid w:val="001058BE"/>
+    <w:rsid w:val="00137470"/>
+    <w:rsid w:val="00137B9B"/>
+    <w:rsid w:val="00151855"/>
+    <w:rsid w:val="00185E89"/>
+    <w:rsid w:val="00196147"/>
+    <w:rsid w:val="001B4886"/>
+    <w:rsid w:val="001C2457"/>
+    <w:rsid w:val="001C7009"/>
+    <w:rsid w:val="001E2BAB"/>
+    <w:rsid w:val="001E41FC"/>
+    <w:rsid w:val="001E5690"/>
+    <w:rsid w:val="0021154B"/>
+    <w:rsid w:val="00231652"/>
+    <w:rsid w:val="002374AE"/>
+    <w:rsid w:val="00257458"/>
+    <w:rsid w:val="0026074D"/>
+    <w:rsid w:val="002644D4"/>
+    <w:rsid w:val="00285F35"/>
+    <w:rsid w:val="002A55AD"/>
+    <w:rsid w:val="002C3D70"/>
+    <w:rsid w:val="002C7C29"/>
+    <w:rsid w:val="002D7394"/>
+    <w:rsid w:val="002F240C"/>
+    <w:rsid w:val="0032226E"/>
+    <w:rsid w:val="0036014C"/>
+    <w:rsid w:val="00375D6F"/>
+    <w:rsid w:val="00383350"/>
+    <w:rsid w:val="003A0A68"/>
+    <w:rsid w:val="003E0FB4"/>
+    <w:rsid w:val="00400B88"/>
+    <w:rsid w:val="00406E7F"/>
+    <w:rsid w:val="00411302"/>
+    <w:rsid w:val="00416CAD"/>
+    <w:rsid w:val="00417329"/>
+    <w:rsid w:val="0042158C"/>
+    <w:rsid w:val="004261DC"/>
+    <w:rsid w:val="0042625C"/>
+    <w:rsid w:val="00444F90"/>
+    <w:rsid w:val="004455C8"/>
+    <w:rsid w:val="004507EA"/>
+    <w:rsid w:val="00451976"/>
+    <w:rsid w:val="00453D74"/>
+    <w:rsid w:val="00454052"/>
+    <w:rsid w:val="0046288F"/>
+    <w:rsid w:val="00475B42"/>
+    <w:rsid w:val="004809FF"/>
+    <w:rsid w:val="004959B0"/>
+    <w:rsid w:val="004A603C"/>
+    <w:rsid w:val="004B79F8"/>
+    <w:rsid w:val="004F1B78"/>
+    <w:rsid w:val="00502E51"/>
+    <w:rsid w:val="005202CA"/>
+    <w:rsid w:val="00576D30"/>
+    <w:rsid w:val="005933EA"/>
+    <w:rsid w:val="005C242D"/>
+    <w:rsid w:val="005C5706"/>
+    <w:rsid w:val="005E5CA3"/>
+    <w:rsid w:val="00614F16"/>
+    <w:rsid w:val="0062799C"/>
+    <w:rsid w:val="00631314"/>
+    <w:rsid w:val="00637F90"/>
+    <w:rsid w:val="006404EC"/>
+    <w:rsid w:val="00640C40"/>
+    <w:rsid w:val="00645ACA"/>
+    <w:rsid w:val="0066025D"/>
+    <w:rsid w:val="00663E12"/>
+    <w:rsid w:val="00671CB2"/>
+    <w:rsid w:val="0068408C"/>
+    <w:rsid w:val="00685076"/>
+    <w:rsid w:val="00685DCE"/>
+    <w:rsid w:val="00687E22"/>
+    <w:rsid w:val="00692CEC"/>
+    <w:rsid w:val="006F609F"/>
+    <w:rsid w:val="00700D95"/>
+    <w:rsid w:val="00714F9A"/>
+    <w:rsid w:val="00720156"/>
+    <w:rsid w:val="00722B5F"/>
+    <w:rsid w:val="0073059E"/>
+    <w:rsid w:val="00733701"/>
+    <w:rsid w:val="00754C11"/>
+    <w:rsid w:val="00776279"/>
+    <w:rsid w:val="00793821"/>
+    <w:rsid w:val="007A6E81"/>
+    <w:rsid w:val="007C06D7"/>
+    <w:rsid w:val="007E112A"/>
+    <w:rsid w:val="0080594C"/>
+    <w:rsid w:val="008112C7"/>
+    <w:rsid w:val="00820105"/>
+    <w:rsid w:val="008350DD"/>
+    <w:rsid w:val="00837C45"/>
+    <w:rsid w:val="00847619"/>
+    <w:rsid w:val="00850034"/>
+    <w:rsid w:val="00851932"/>
+    <w:rsid w:val="00862B65"/>
+    <w:rsid w:val="00864853"/>
+    <w:rsid w:val="00872C1A"/>
+    <w:rsid w:val="00882C99"/>
+    <w:rsid w:val="008963A4"/>
+    <w:rsid w:val="008B139B"/>
+    <w:rsid w:val="008B40B4"/>
+    <w:rsid w:val="008C57C3"/>
+    <w:rsid w:val="008D738D"/>
+    <w:rsid w:val="008E16DC"/>
+    <w:rsid w:val="008F5025"/>
+    <w:rsid w:val="008F54D0"/>
+    <w:rsid w:val="00930B81"/>
+    <w:rsid w:val="00937B53"/>
+    <w:rsid w:val="00944C7F"/>
+    <w:rsid w:val="0095168F"/>
+    <w:rsid w:val="00961DFD"/>
+    <w:rsid w:val="009A3C4B"/>
+    <w:rsid w:val="009B5E94"/>
+    <w:rsid w:val="009C05D1"/>
+    <w:rsid w:val="009C6121"/>
+    <w:rsid w:val="009D68F5"/>
+    <w:rsid w:val="009E1FE6"/>
+    <w:rsid w:val="00A15469"/>
+    <w:rsid w:val="00A172A7"/>
+    <w:rsid w:val="00A719B0"/>
+    <w:rsid w:val="00A80FB5"/>
+    <w:rsid w:val="00A8582A"/>
+    <w:rsid w:val="00AA077D"/>
+    <w:rsid w:val="00AE06F1"/>
+    <w:rsid w:val="00AF7CA2"/>
+    <w:rsid w:val="00B10275"/>
+    <w:rsid w:val="00B15D96"/>
+    <w:rsid w:val="00B23EBB"/>
+    <w:rsid w:val="00B565E8"/>
+    <w:rsid w:val="00B64CAA"/>
+    <w:rsid w:val="00B77DE8"/>
+    <w:rsid w:val="00B817AB"/>
+    <w:rsid w:val="00B81D38"/>
+    <w:rsid w:val="00B83FE8"/>
+    <w:rsid w:val="00B97DB1"/>
+    <w:rsid w:val="00BA062E"/>
+    <w:rsid w:val="00BB06B2"/>
+    <w:rsid w:val="00BC32F1"/>
+    <w:rsid w:val="00BD5323"/>
+    <w:rsid w:val="00C0042C"/>
+    <w:rsid w:val="00C03558"/>
+    <w:rsid w:val="00C1461A"/>
+    <w:rsid w:val="00C64947"/>
+    <w:rsid w:val="00C649E5"/>
+    <w:rsid w:val="00C70E81"/>
+    <w:rsid w:val="00C8491A"/>
+    <w:rsid w:val="00CA0922"/>
+    <w:rsid w:val="00CA3046"/>
+    <w:rsid w:val="00CB2524"/>
+    <w:rsid w:val="00CC1C16"/>
+    <w:rsid w:val="00CC3681"/>
+    <w:rsid w:val="00CC42B0"/>
+    <w:rsid w:val="00CE342F"/>
+    <w:rsid w:val="00CF1D3D"/>
+    <w:rsid w:val="00CF7D78"/>
+    <w:rsid w:val="00CF7F25"/>
+    <w:rsid w:val="00D07BC6"/>
+    <w:rsid w:val="00D408AC"/>
+    <w:rsid w:val="00D4324E"/>
+    <w:rsid w:val="00D543DA"/>
+    <w:rsid w:val="00D55A5C"/>
+    <w:rsid w:val="00D77AE6"/>
+    <w:rsid w:val="00D80AA3"/>
+    <w:rsid w:val="00D920AB"/>
+    <w:rsid w:val="00DA3717"/>
+    <w:rsid w:val="00DC50ED"/>
+    <w:rsid w:val="00DD4FC1"/>
+    <w:rsid w:val="00E12E68"/>
+    <w:rsid w:val="00E14BF0"/>
+    <w:rsid w:val="00E41601"/>
+    <w:rsid w:val="00E67DB7"/>
+    <w:rsid w:val="00E724A0"/>
+    <w:rsid w:val="00EB40FD"/>
+    <w:rsid w:val="00EB7B9D"/>
+    <w:rsid w:val="00EC5D3E"/>
+    <w:rsid w:val="00EE22B8"/>
+    <w:rsid w:val="00EE325F"/>
+    <w:rsid w:val="00F100AF"/>
+    <w:rsid w:val="00F16E9A"/>
+    <w:rsid w:val="00F1738C"/>
+    <w:rsid w:val="00F26C67"/>
+    <w:rsid w:val="00F32271"/>
+    <w:rsid w:val="00F35397"/>
+    <w:rsid w:val="00F4689E"/>
+    <w:rsid w:val="00F54E98"/>
+    <w:rsid w:val="00FA2024"/>
+    <w:rsid w:val="00FB1D65"/>
+    <w:rsid w:val="00FB47A9"/>
+    <w:rsid w:val="00FB6A07"/>
+    <w:rsid w:val="00FD11F7"/>
+    <w:rsid w:val="00FE2F25"/>
+    <w:rsid w:val="00FF6696"/>
+  </w:rsids>
+  <m:mathPr>
+    <m:mathFont m:val="Cambria Math"/>
+    <m:brkBin m:val="before"/>
+    <m:brkBinSub m:val="--"/>
+    <m:smallFrac m:val="0"/>
+    <m:dispDef/>
+    <m:lMargin m:val="0"/>
+    <m:rMargin m:val="0"/>
+    <m:defJc m:val="centerGroup"/>
+    <m:wrapIndent m:val="1440"/>
+    <m:intLim m:val="subSup"/>
+    <m:naryLim m:val="undOvr"/>
+  </m:mathPr>
+  <w:themeFontLang w:val="en-IN"/>
+  <w:clrSchemeMapping w:bg1="light1" w:t1="dark1" w:bg2="light2" w:t2="dark2" w:accent1="accent1" w:accent2="accent2" w:accent3="accent3" w:accent4="accent4" w:accent5="accent5" w:accent6="accent6" w:hyperlink="hyperlink" w:followedHyperlink="followedHyperlink"/>
+  <w:shapeDefaults>
+    <o:shapedefaults v:ext="edit" spidmax="1026"/>
+    <o:shapelayout v:ext="edit">
+      <o:idmap v:ext="edit" data="1"/>
+    </o:shapelayout>
+  </w:shapeDefaults>
+  <w:decimalSymbol w:val="."/>
+  <w:listSeparator w:val=","/>
+  <w14:docId w14:val="4ED0E2FB"/>
+  <w15:chartTrackingRefBased/>
+  <w15:docId w15:val="{9300225A-8324-45CF-B024-684D31FAD4B2}"/>
+</w:settings>
+</file>
+
+<file path=word\styles.xml><?xml version="1.0" encoding="utf-8"?>
 <w:styles xmlns:mc="http://schemas.openxmlformats.org/markup-compatibility/2006" xmlns:r="http://schemas.openxmlformats.org/officeDocument/2006/relationships" xmlns:w="http://schemas.openxmlformats.org/wordprocessingml/2006/main" xmlns:w14="http://schemas.microsoft.com/office/word/2010/wordml" xmlns:w15="http://schemas.microsoft.com/office/word/2012/wordml" xmlns:w16cex="http://schemas.microsoft.com/office/word/2018/wordml/cex" xmlns:w16cid="http://schemas.microsoft.com/office/word/2016/wordml/cid" xmlns:w16="http://schemas.microsoft.com/office/word/2018/wordml" xmlns:w16du="http://schemas.microsoft.com/office/word/2023/wordml/word16du" xmlns:w16sdtdh="http://schemas.microsoft.com/office/word/2020/wordml/sdtdatahash" xmlns:w16sdtfl="http://schemas.microsoft.com/office/word/2024/wordml/sdtformatlock" xmlns:w16se="http://schemas.microsoft.com/office/word/2015/wordml/symex" mc:Ignorable="w14 w15 w16se w16cid w16 w16cex w16sdtdh w16sdtfl w16du">
   <w:docDefaults>
     <w:rPrDefault>
@@ -9893,7 +10745,7 @@
 </w:styles>
 </file>
 
-<file path=word/theme/theme1.xml><?xml version="1.0" encoding="utf-8"?>
+<file path=word\theme\theme1.xml><?xml version="1.0" encoding="utf-8"?>
 <a:theme xmlns:a="http://schemas.openxmlformats.org/drawingml/2006/main" name="Office Theme">
   <a:themeElements>
     <a:clrScheme name="4201619">
@@ -10094,416 +10946,10 @@
 </a:theme>
 </file>
 
-<file path=customXml/item1.xml><?xml version="1.0" encoding="utf-8"?>
-<p:properties xmlns:p="http://schemas.microsoft.com/office/2006/metadata/properties" xmlns:xsi="http://www.w3.org/2001/XMLSchema-instance" xmlns:pc="http://schemas.microsoft.com/office/infopath/2007/PartnerControls">
-  <documentManagement>
-    <_ip_UnifiedCompliancePolicyUIAction xmlns="http://schemas.microsoft.com/sharepoint/v3" xsi:nil="true"/>
-    <_ip_UnifiedCompliancePolicyProperties xmlns="http://schemas.microsoft.com/sharepoint/v3" xsi:nil="true"/>
-    <TaxCatchAll xmlns="230e9df3-be65-4c73-a93b-d1236ebd677e" xsi:nil="true"/>
-    <ImageTagsTaxHTField xmlns="71af3243-3dd4-4a8d-8c0d-dd76da1f02a5">
-      <Terms xmlns="http://schemas.microsoft.com/office/infopath/2007/PartnerControls"/>
-    </ImageTagsTaxHTField>
-    <Image xmlns="71af3243-3dd4-4a8d-8c0d-dd76da1f02a5">
-      <Url xsi:nil="true"/>
-      <Description xsi:nil="true"/>
-    </Image>
-    <Status xmlns="71af3243-3dd4-4a8d-8c0d-dd76da1f02a5">Not started</Status>
-    <Background xmlns="71af3243-3dd4-4a8d-8c0d-dd76da1f02a5">false</Background>
-    <MediaServiceKeyPoints xmlns="71af3243-3dd4-4a8d-8c0d-dd76da1f02a5" xsi:nil="true"/>
-    <SharedWithUsers xmlns="16c05727-aa75-4e4a-9b5f-8a80a1165891">
-      <UserInfo>
-        <DisplayName/>
-        <AccountId xsi:nil="true"/>
-        <AccountType/>
-      </UserInfo>
-    </SharedWithUsers>
-  </documentManagement>
-</p:properties>
-</file>
-
-<file path=customXml/item2.xml><?xml version="1.0" encoding="utf-8"?>
-<b:Sources xmlns:b="http://schemas.openxmlformats.org/officeDocument/2006/bibliography" xmlns="http://schemas.openxmlformats.org/officeDocument/2006/bibliography" SelectedStyle="\APASixthEditionOfficeOnline.xsl" StyleName="APA" Version="6"/>
-</file>
-
-<file path=customXml/item3.xml><?xml version="1.0" encoding="utf-8"?>
-<ct:contentTypeSchema xmlns:ct="http://schemas.microsoft.com/office/2006/metadata/contentType" xmlns:ma="http://schemas.microsoft.com/office/2006/metadata/properties/metaAttributes" ct:_="" ma:_="" ma:contentTypeName="Document" ma:contentTypeID="0x01010079F111ED35F8CC479449609E8A0923A6" ma:contentTypeVersion="30" ma:contentTypeDescription="Create a new document." ma:contentTypeScope="" ma:versionID="cec0622158e8f13124e9e8fd4de31bd1">
-  <xsd:schema xmlns:xsd="http://www.w3.org/2001/XMLSchema" xmlns:xs="http://www.w3.org/2001/XMLSchema" xmlns:p="http://schemas.microsoft.com/office/2006/metadata/properties" xmlns:ns1="http://schemas.microsoft.com/sharepoint/v3" xmlns:ns2="71af3243-3dd4-4a8d-8c0d-dd76da1f02a5" xmlns:ns3="16c05727-aa75-4e4a-9b5f-8a80a1165891" xmlns:ns4="230e9df3-be65-4c73-a93b-d1236ebd677e" targetNamespace="http://schemas.microsoft.com/office/2006/metadata/properties" ma:root="true" ma:fieldsID="3b52f30ab005d15df08657af532e6e38" ns1:_="" ns2:_="" ns3:_="" ns4:_="">
-    <xsd:import namespace="http://schemas.microsoft.com/sharepoint/v3"/>
-    <xsd:import namespace="71af3243-3dd4-4a8d-8c0d-dd76da1f02a5"/>
-    <xsd:import namespace="16c05727-aa75-4e4a-9b5f-8a80a1165891"/>
-    <xsd:import namespace="230e9df3-be65-4c73-a93b-d1236ebd677e"/>
-    <xsd:element name="properties">
-      <xsd:complexType>
-        <xsd:sequence>
-          <xsd:element name="documentManagement">
-            <xsd:complexType>
-              <xsd:all>
-                <xsd:element ref="ns2:Status" minOccurs="0"/>
-                <xsd:element ref="ns2:Image" minOccurs="0"/>
-                <xsd:element ref="ns2:MediaServiceMetadata" minOccurs="0"/>
-                <xsd:element ref="ns2:MediaServiceFastMetadata" minOccurs="0"/>
-                <xsd:element ref="ns2:MediaServiceOCR" minOccurs="0"/>
-                <xsd:element ref="ns2:MediaServiceAutoTags" minOccurs="0"/>
-                <xsd:element ref="ns2:MediaServiceEventHashCode" minOccurs="0"/>
-                <xsd:element ref="ns2:MediaServiceGenerationTime" minOccurs="0"/>
-                <xsd:element ref="ns3:SharedWithUsers" minOccurs="0"/>
-                <xsd:element ref="ns3:SharedWithDetails" minOccurs="0"/>
-                <xsd:element ref="ns2:MediaServiceAutoKeyPoints" minOccurs="0"/>
-                <xsd:element ref="ns2:MediaServiceKeyPoints" minOccurs="0"/>
-                <xsd:element ref="ns2:MediaServiceDateTaken" minOccurs="0"/>
-                <xsd:element ref="ns1:_ip_UnifiedCompliancePolicyProperties" minOccurs="0"/>
-                <xsd:element ref="ns1:_ip_UnifiedCompliancePolicyUIAction" minOccurs="0"/>
-                <xsd:element ref="ns4:TaxCatchAll" minOccurs="0"/>
-                <xsd:element ref="ns2:ImageTagsTaxHTField" minOccurs="0"/>
-                <xsd:element ref="ns2:MediaServiceLocation" minOccurs="0"/>
-                <xsd:element ref="ns2:MediaLengthInSeconds" minOccurs="0"/>
-                <xsd:element ref="ns2:Background" minOccurs="0"/>
-                <xsd:element ref="ns2:MediaServiceSearchProperties" minOccurs="0"/>
-                <xsd:element ref="ns2:MediaServiceDocTags" minOccurs="0"/>
-                <xsd:element ref="ns2:MediaServiceObjectDetectorVersions" minOccurs="0"/>
-                <xsd:element ref="ns2:MediaServiceSystemTags" minOccurs="0"/>
-                <xsd:element ref="ns2:MediaServiceBillingMetadata" minOccurs="0"/>
-              </xsd:all>
-            </xsd:complexType>
-          </xsd:element>
-        </xsd:sequence>
-      </xsd:complexType>
-    </xsd:element>
-  </xsd:schema>
-  <xsd:schema xmlns:xsd="http://www.w3.org/2001/XMLSchema" xmlns:xs="http://www.w3.org/2001/XMLSchema" xmlns:dms="http://schemas.microsoft.com/office/2006/documentManagement/types" xmlns:pc="http://schemas.microsoft.com/office/infopath/2007/PartnerControls" targetNamespace="http://schemas.microsoft.com/sharepoint/v3" elementFormDefault="qualified">
-    <xsd:import namespace="http://schemas.microsoft.com/office/2006/documentManagement/types"/>
-    <xsd:import namespace="http://schemas.microsoft.com/office/infopath/2007/PartnerControls"/>
-    <xsd:element name="_ip_UnifiedCompliancePolicyProperties" ma:index="20" nillable="true" ma:displayName="Unified Compliance Policy Properties" ma:hidden="true" ma:internalName="_ip_UnifiedCompliancePolicyProperties" ma:readOnly="false">
-      <xsd:simpleType>
-        <xsd:restriction base="dms:Note"/>
-      </xsd:simpleType>
-    </xsd:element>
-    <xsd:element name="_ip_UnifiedCompliancePolicyUIAction" ma:index="21" nillable="true" ma:displayName="Unified Compliance Policy UI Action" ma:hidden="true" ma:internalName="_ip_UnifiedCompliancePolicyUIAction" ma:readOnly="false">
-      <xsd:simpleType>
-        <xsd:restriction base="dms:Text"/>
-      </xsd:simpleType>
-    </xsd:element>
-  </xsd:schema>
-  <xsd:schema xmlns:xsd="http://www.w3.org/2001/XMLSchema" xmlns:xs="http://www.w3.org/2001/XMLSchema" xmlns:dms="http://schemas.microsoft.com/office/2006/documentManagement/types" xmlns:pc="http://schemas.microsoft.com/office/infopath/2007/PartnerControls" targetNamespace="71af3243-3dd4-4a8d-8c0d-dd76da1f02a5" elementFormDefault="qualified">
-    <xsd:import namespace="http://schemas.microsoft.com/office/2006/documentManagement/types"/>
-    <xsd:import namespace="http://schemas.microsoft.com/office/infopath/2007/PartnerControls"/>
-    <xsd:element name="Status" ma:index="2" nillable="true" ma:displayName="Status" ma:default="Not started" ma:format="Dropdown" ma:hidden="true" ma:internalName="Status" ma:readOnly="false">
-      <xsd:simpleType>
-        <xsd:restriction base="dms:Choice">
-          <xsd:enumeration value="Not started"/>
-          <xsd:enumeration value="In Progress"/>
-          <xsd:enumeration value="Completed"/>
-        </xsd:restriction>
-      </xsd:simpleType>
-    </xsd:element>
-    <xsd:element name="Image" ma:index="3" nillable="true" ma:displayName="Image" ma:format="Image" ma:hidden="true" ma:internalName="Image" ma:readOnly="false">
-      <xsd:complexType>
-        <xsd:complexContent>
-          <xsd:extension base="dms:URL">
-            <xsd:sequence>
-              <xsd:element name="Url" type="dms:ValidUrl" minOccurs="0" nillable="true"/>
-              <xsd:element name="Description" type="xsd:string" nillable="true"/>
-            </xsd:sequence>
-          </xsd:extension>
-        </xsd:complexContent>
-      </xsd:complexType>
-    </xsd:element>
-    <xsd:element name="MediaServiceMetadata" ma:index="8" nillable="true" ma:displayName="MediaServiceMetadata" ma:hidden="true" ma:internalName="MediaServiceMetadata" ma:readOnly="true">
-      <xsd:simpleType>
-        <xsd:restriction base="dms:Note"/>
-      </xsd:simpleType>
-    </xsd:element>
-    <xsd:element name="MediaServiceFastMetadata" ma:index="9" nillable="true" ma:displayName="MediaServiceFastMetadata" ma:hidden="true" ma:internalName="MediaServiceFastMetadata" ma:readOnly="true">
-      <xsd:simpleType>
-        <xsd:restriction base="dms:Note"/>
-      </xsd:simpleType>
-    </xsd:element>
-    <xsd:element name="MediaServiceOCR" ma:index="10" nillable="true" ma:displayName="MediaServiceOCR" ma:hidden="true" ma:internalName="MediaServiceOCR" ma:readOnly="true">
-      <xsd:simpleType>
-        <xsd:restriction base="dms:Note"/>
-      </xsd:simpleType>
-    </xsd:element>
-    <xsd:element name="MediaServiceAutoTags" ma:index="11" nillable="true" ma:displayName="MediaServiceAutoTags" ma:hidden="true" ma:internalName="MediaServiceAutoTags" ma:readOnly="true">
-      <xsd:simpleType>
-        <xsd:restriction base="dms:Text"/>
-      </xsd:simpleType>
-    </xsd:element>
-    <xsd:element name="MediaServiceEventHashCode" ma:index="12" nillable="true" ma:displayName="MediaServiceEventHashCode" ma:hidden="true" ma:internalName="MediaServiceEventHashCode" ma:readOnly="true">
-      <xsd:simpleType>
-        <xsd:restriction base="dms:Text"/>
-      </xsd:simpleType>
-    </xsd:element>
-    <xsd:element name="MediaServiceGenerationTime" ma:index="13" nillable="true" ma:displayName="MediaServiceGenerationTime" ma:hidden="true" ma:internalName="MediaServiceGenerationTime" ma:readOnly="true">
-      <xsd:simpleType>
-        <xsd:restriction base="dms:Text"/>
-      </xsd:simpleType>
-    </xsd:element>
-    <xsd:element name="MediaServiceAutoKeyPoints" ma:index="16" nillable="true" ma:displayName="MediaServiceAutoKeyPoints" ma:hidden="true" ma:internalName="MediaServiceAutoKeyPoints" ma:readOnly="true">
-      <xsd:simpleType>
-        <xsd:restriction base="dms:Note"/>
-      </xsd:simpleType>
-    </xsd:element>
-    <xsd:element name="MediaServiceKeyPoints" ma:index="17" nillable="true" ma:displayName="KeyPoints" ma:hidden="true" ma:internalName="MediaServiceKeyPoints" ma:readOnly="false">
-      <xsd:simpleType>
-        <xsd:restriction base="dms:Note"/>
-      </xsd:simpleType>
-    </xsd:element>
-    <xsd:element name="MediaServiceDateTaken" ma:index="18" nillable="true" ma:displayName="MediaServiceDateTaken" ma:hidden="true" ma:internalName="MediaServiceDateTaken" ma:readOnly="true">
-      <xsd:simpleType>
-        <xsd:restriction base="dms:Text"/>
-      </xsd:simpleType>
-    </xsd:element>
-    <xsd:element name="ImageTagsTaxHTField" ma:index="25" nillable="true" ma:taxonomy="true" ma:internalName="ImageTagsTaxHTField" ma:taxonomyFieldName="MediaServiceImageTags" ma:displayName="Image Tags" ma:readOnly="false" ma:fieldId="{5cf76f15-5ced-4ddc-b409-7134ff3c332f}" ma:taxonomyMulti="true" ma:sspId="e385fb40-52d4-4fae-9c5b-3e8ff8a5878e" ma:termSetId="09814cd3-568e-fe90-9814-8d621ff8fb84" ma:anchorId="fba54fb3-c3e1-fe81-a776-ca4b69148c4d" ma:open="true" ma:isKeyword="false">
-      <xsd:complexType>
-        <xsd:sequence>
-          <xsd:element ref="pc:Terms" minOccurs="0" maxOccurs="1"/>
-        </xsd:sequence>
-      </xsd:complexType>
-    </xsd:element>
-    <xsd:element name="MediaServiceLocation" ma:index="26" nillable="true" ma:displayName="Location" ma:hidden="true" ma:internalName="MediaServiceLocation" ma:readOnly="true">
-      <xsd:simpleType>
-        <xsd:restriction base="dms:Text"/>
-      </xsd:simpleType>
-    </xsd:element>
-    <xsd:element name="MediaLengthInSeconds" ma:index="27" nillable="true" ma:displayName="MediaLengthInSeconds" ma:hidden="true" ma:internalName="MediaLengthInSeconds" ma:readOnly="true">
-      <xsd:simpleType>
-        <xsd:restriction base="dms:Unknown"/>
-      </xsd:simpleType>
-    </xsd:element>
-    <xsd:element name="Background" ma:index="28" nillable="true" ma:displayName="Background" ma:default="0" ma:format="Dropdown" ma:hidden="true" ma:internalName="Background" ma:readOnly="false">
-      <xsd:simpleType>
-        <xsd:restriction base="dms:Boolean"/>
-      </xsd:simpleType>
-    </xsd:element>
-    <xsd:element name="MediaServiceSearchProperties" ma:index="29" nillable="true" ma:displayName="MediaServiceSearchProperties" ma:hidden="true" ma:internalName="MediaServiceSearchProperties" ma:readOnly="true">
-      <xsd:simpleType>
-        <xsd:restriction base="dms:Note"/>
-      </xsd:simpleType>
-    </xsd:element>
-    <xsd:element name="MediaServiceDocTags" ma:index="30" nillable="true" ma:displayName="MediaServiceDocTags" ma:hidden="true" ma:internalName="MediaServiceDocTags" ma:readOnly="true">
-      <xsd:simpleType>
-        <xsd:restriction base="dms:Note"/>
-      </xsd:simpleType>
-    </xsd:element>
-    <xsd:element name="MediaServiceObjectDetectorVersions" ma:index="31" nillable="true" ma:displayName="MediaServiceObjectDetectorVersions" ma:description="" ma:hidden="true" ma:indexed="true" ma:internalName="MediaServiceObjectDetectorVersions" ma:readOnly="true">
-      <xsd:simpleType>
-        <xsd:restriction base="dms:Text"/>
-      </xsd:simpleType>
-    </xsd:element>
-    <xsd:element name="MediaServiceSystemTags" ma:index="32" nillable="true" ma:displayName="MediaServiceSystemTags" ma:hidden="true" ma:internalName="MediaServiceSystemTags" ma:readOnly="true">
-      <xsd:simpleType>
-        <xsd:restriction base="dms:Note"/>
-      </xsd:simpleType>
-    </xsd:element>
-    <xsd:element name="MediaServiceBillingMetadata" ma:index="33" nillable="true" ma:displayName="MediaServiceBillingMetadata" ma:hidden="true" ma:internalName="MediaServiceBillingMetadata" ma:readOnly="true">
-      <xsd:simpleType>
-        <xsd:restriction base="dms:Text"/>
-      </xsd:simpleType>
-    </xsd:element>
-  </xsd:schema>
-  <xsd:schema xmlns:xsd="http://www.w3.org/2001/XMLSchema" xmlns:xs="http://www.w3.org/2001/XMLSchema" xmlns:dms="http://schemas.microsoft.com/office/2006/documentManagement/types" xmlns:pc="http://schemas.microsoft.com/office/infopath/2007/PartnerControls" targetNamespace="16c05727-aa75-4e4a-9b5f-8a80a1165891" elementFormDefault="qualified">
-    <xsd:import namespace="http://schemas.microsoft.com/office/2006/documentManagement/types"/>
-    <xsd:import namespace="http://schemas.microsoft.com/office/infopath/2007/PartnerControls"/>
-    <xsd:element name="SharedWithUsers" ma:index="14" nillable="true" ma:displayName="Shared With" ma:hidden="true" ma:internalName="SharedWithUsers" ma:readOnly="true">
-      <xsd:complexType>
-        <xsd:complexContent>
-          <xsd:extension base="dms:UserMulti">
-            <xsd:sequence>
-              <xsd:element name="UserInfo" minOccurs="0" maxOccurs="unbounded">
-                <xsd:complexType>
-                  <xsd:sequence>
-                    <xsd:element name="DisplayName" type="xsd:string" minOccurs="0"/>
-                    <xsd:element name="AccountId" type="dms:UserId" minOccurs="0" nillable="true"/>
-                    <xsd:element name="AccountType" type="xsd:string" minOccurs="0"/>
-                  </xsd:sequence>
-                </xsd:complexType>
-              </xsd:element>
-            </xsd:sequence>
-          </xsd:extension>
-        </xsd:complexContent>
-      </xsd:complexType>
-    </xsd:element>
-    <xsd:element name="SharedWithDetails" ma:index="15" nillable="true" ma:displayName="Shared With Details" ma:hidden="true" ma:internalName="SharedWithDetails" ma:readOnly="true">
-      <xsd:simpleType>
-        <xsd:restriction base="dms:Note"/>
-      </xsd:simpleType>
-    </xsd:element>
-  </xsd:schema>
-  <xsd:schema xmlns:xsd="http://www.w3.org/2001/XMLSchema" xmlns:xs="http://www.w3.org/2001/XMLSchema" xmlns:dms="http://schemas.microsoft.com/office/2006/documentManagement/types" xmlns:pc="http://schemas.microsoft.com/office/infopath/2007/PartnerControls" targetNamespace="230e9df3-be65-4c73-a93b-d1236ebd677e" elementFormDefault="qualified">
-    <xsd:import namespace="http://schemas.microsoft.com/office/2006/documentManagement/types"/>
-    <xsd:import namespace="http://schemas.microsoft.com/office/infopath/2007/PartnerControls"/>
-    <xsd:element name="TaxCatchAll" ma:index="23" nillable="true" ma:displayName="Taxonomy Catch All Column" ma:hidden="true" ma:list="{3f6bfcbc-3db3-4ae6-bd76-326f0798ad28}" ma:internalName="TaxCatchAll" ma:readOnly="false" ma:showField="CatchAllData" ma:web="16c05727-aa75-4e4a-9b5f-8a80a1165891">
-      <xsd:complexType>
-        <xsd:complexContent>
-          <xsd:extension base="dms:MultiChoiceLookup">
-            <xsd:sequence>
-              <xsd:element name="Value" type="dms:Lookup" maxOccurs="unbounded" minOccurs="0" nillable="true"/>
-            </xsd:sequence>
-          </xsd:extension>
-        </xsd:complexContent>
-      </xsd:complexType>
-    </xsd:element>
-  </xsd:schema>
-  <xsd:schema xmlns="http://schemas.openxmlformats.org/package/2006/metadata/core-properties" xmlns:xsd="http://www.w3.org/2001/XMLSchema" xmlns:xsi="http://www.w3.org/2001/XMLSchema-instance" xmlns:dc="http://purl.org/dc/elements/1.1/" xmlns:dcterms="http://purl.org/dc/terms/" xmlns:odoc="http://schemas.microsoft.com/internal/obd" targetNamespace="http://schemas.openxmlformats.org/package/2006/metadata/core-properties" elementFormDefault="qualified" attributeFormDefault="unqualified" blockDefault="#all">
-    <xsd:import namespace="http://purl.org/dc/elements/1.1/" schemaLocation="http://dublincore.org/schemas/xmls/qdc/2003/04/02/dc.xsd"/>
-    <xsd:import namespace="http://purl.org/dc/terms/" schemaLocation="http://dublincore.org/schemas/xmls/qdc/2003/04/02/dcterms.xsd"/>
-    <xsd:element name="coreProperties" type="CT_coreProperties"/>
-    <xsd:complexType name="CT_coreProperties">
-      <xsd:all>
-        <xsd:element ref="dc:creator" minOccurs="0" maxOccurs="1"/>
-        <xsd:element ref="dcterms:created" minOccurs="0" maxOccurs="1"/>
-        <xsd:element ref="dc:identifier" minOccurs="0" maxOccurs="1"/>
-        <xsd:element name="contentType" minOccurs="0" maxOccurs="1" type="xsd:string" ma:displayName="Content Type"/>
-        <xsd:element ref="dc:title" minOccurs="0" maxOccurs="1" ma:index="1" ma:displayName="Title"/>
-        <xsd:element ref="dc:subject" minOccurs="0" maxOccurs="1"/>
-        <xsd:element ref="dc:description" minOccurs="0" maxOccurs="1"/>
-        <xsd:element name="keywords" minOccurs="0" maxOccurs="1" type="xsd:string"/>
-        <xsd:element ref="dc:language" minOccurs="0" maxOccurs="1"/>
-        <xsd:element name="category" minOccurs="0" maxOccurs="1" type="xsd:string"/>
-        <xsd:element name="version" minOccurs="0" maxOccurs="1" type="xsd:string"/>
-        <xsd:element name="revision" minOccurs="0" maxOccurs="1" type="xsd:string">
-          <xsd:annotation>
-            <xsd:documentation>
-                        This value indicates the number of saves or revisions. The application is responsible for updating this value after each revision.
-                    </xsd:documentation>
-          </xsd:annotation>
-        </xsd:element>
-        <xsd:element name="lastModifiedBy" minOccurs="0" maxOccurs="1" type="xsd:string"/>
-        <xsd:element ref="dcterms:modified" minOccurs="0" maxOccurs="1"/>
-        <xsd:element name="contentStatus" minOccurs="0" maxOccurs="1" type="xsd:string"/>
-      </xsd:all>
-    </xsd:complexType>
-  </xsd:schema>
-  <xs:schema xmlns:pc="http://schemas.microsoft.com/office/infopath/2007/PartnerControls" xmlns:xs="http://www.w3.org/2001/XMLSchema" targetNamespace="http://schemas.microsoft.com/office/infopath/2007/PartnerControls" elementFormDefault="qualified" attributeFormDefault="unqualified">
-    <xs:element name="Person">
-      <xs:complexType>
-        <xs:sequence>
-          <xs:element ref="pc:DisplayName" minOccurs="0"/>
-          <xs:element ref="pc:AccountId" minOccurs="0"/>
-          <xs:element ref="pc:AccountType" minOccurs="0"/>
-        </xs:sequence>
-      </xs:complexType>
-    </xs:element>
-    <xs:element name="DisplayName" type="xs:string"/>
-    <xs:element name="AccountId" type="xs:string"/>
-    <xs:element name="AccountType" type="xs:string"/>
-    <xs:element name="BDCAssociatedEntity">
-      <xs:complexType>
-        <xs:sequence>
-          <xs:element ref="pc:BDCEntity" minOccurs="0" maxOccurs="unbounded"/>
-        </xs:sequence>
-        <xs:attribute ref="pc:EntityNamespace"/>
-        <xs:attribute ref="pc:EntityName"/>
-        <xs:attribute ref="pc:SystemInstanceName"/>
-        <xs:attribute ref="pc:AssociationName"/>
-      </xs:complexType>
-    </xs:element>
-    <xs:attribute name="EntityNamespace" type="xs:string"/>
-    <xs:attribute name="EntityName" type="xs:string"/>
-    <xs:attribute name="SystemInstanceName" type="xs:string"/>
-    <xs:attribute name="AssociationName" type="xs:string"/>
-    <xs:element name="BDCEntity">
-      <xs:complexType>
-        <xs:sequence>
-          <xs:element ref="pc:EntityDisplayName" minOccurs="0"/>
-          <xs:element ref="pc:EntityInstanceReference" minOccurs="0"/>
-          <xs:element ref="pc:EntityId1" minOccurs="0"/>
-          <xs:element ref="pc:EntityId2" minOccurs="0"/>
-          <xs:element ref="pc:EntityId3" minOccurs="0"/>
-          <xs:element ref="pc:EntityId4" minOccurs="0"/>
-          <xs:element ref="pc:EntityId5" minOccurs="0"/>
-        </xs:sequence>
-      </xs:complexType>
-    </xs:element>
-    <xs:element name="EntityDisplayName" type="xs:string"/>
-    <xs:element name="EntityInstanceReference" type="xs:string"/>
-    <xs:element name="EntityId1" type="xs:string"/>
-    <xs:element name="EntityId2" type="xs:string"/>
-    <xs:element name="EntityId3" type="xs:string"/>
-    <xs:element name="EntityId4" type="xs:string"/>
-    <xs:element name="EntityId5" type="xs:string"/>
-    <xs:element name="Terms">
-      <xs:complexType>
-        <xs:sequence>
-          <xs:element ref="pc:TermInfo" minOccurs="0" maxOccurs="unbounded"/>
-        </xs:sequence>
-      </xs:complexType>
-    </xs:element>
-    <xs:element name="TermInfo">
-      <xs:complexType>
-        <xs:sequence>
-          <xs:element ref="pc:TermName" minOccurs="0"/>
-          <xs:element ref="pc:TermId" minOccurs="0"/>
-        </xs:sequence>
-      </xs:complexType>
-    </xs:element>
-    <xs:element name="TermName" type="xs:string"/>
-    <xs:element name="TermId" type="xs:string"/>
-  </xs:schema>
-</ct:contentTypeSchema>
-</file>
-
-<file path=customXml/item4.xml><?xml version="1.0" encoding="utf-8"?>
-<?mso-contentType ?>
-<FormTemplates xmlns="http://schemas.microsoft.com/sharepoint/v3/contenttype/forms">
-  <Display>DocumentLibraryForm</Display>
-  <Edit>DocumentLibraryForm</Edit>
-  <New>DocumentLibraryForm</New>
-</FormTemplates>
-</file>
-
-<file path=customXml/itemProps1.xml><?xml version="1.0" encoding="utf-8"?>
-<ds:datastoreItem xmlns:ds="http://schemas.openxmlformats.org/officeDocument/2006/customXml" ds:itemID="{BE71A2AA-C2C2-45EF-9CEB-115274F5DFE8}">
-  <ds:schemaRefs>
-    <ds:schemaRef ds:uri="http://schemas.microsoft.com/office/2006/metadata/properties"/>
-    <ds:schemaRef ds:uri="http://schemas.microsoft.com/office/infopath/2007/PartnerControls"/>
-    <ds:schemaRef ds:uri="http://schemas.microsoft.com/sharepoint/v3"/>
-    <ds:schemaRef ds:uri="230e9df3-be65-4c73-a93b-d1236ebd677e"/>
-    <ds:schemaRef ds:uri="71af3243-3dd4-4a8d-8c0d-dd76da1f02a5"/>
-    <ds:schemaRef ds:uri="16c05727-aa75-4e4a-9b5f-8a80a1165891"/>
-  </ds:schemaRefs>
-</ds:datastoreItem>
-</file>
-
-<file path=customXml/itemProps2.xml><?xml version="1.0" encoding="utf-8"?>
-<ds:datastoreItem xmlns:ds="http://schemas.openxmlformats.org/officeDocument/2006/customXml" ds:itemID="{C6809C35-722C-423A-8C94-619EC051D659}">
-  <ds:schemaRefs>
-    <ds:schemaRef ds:uri="http://schemas.openxmlformats.org/officeDocument/2006/bibliography"/>
-  </ds:schemaRefs>
-</ds:datastoreItem>
-</file>
-
-<file path=customXml/itemProps3.xml><?xml version="1.0" encoding="utf-8"?>
-<ds:datastoreItem xmlns:ds="http://schemas.openxmlformats.org/officeDocument/2006/customXml" ds:itemID="{A561FEBE-91A1-4154-B6E6-5DDE7646706C}">
-  <ds:schemaRefs>
-    <ds:schemaRef ds:uri="http://schemas.microsoft.com/office/2006/metadata/contentType"/>
-    <ds:schemaRef ds:uri="http://schemas.microsoft.com/office/2006/metadata/properties/metaAttributes"/>
-    <ds:schemaRef ds:uri="http://www.w3.org/2001/XMLSchema"/>
-    <ds:schemaRef ds:uri="http://schemas.microsoft.com/office/2006/metadata/properties"/>
-    <ds:schemaRef ds:uri="http://schemas.microsoft.com/sharepoint/v3"/>
-    <ds:schemaRef ds:uri="71af3243-3dd4-4a8d-8c0d-dd76da1f02a5"/>
-    <ds:schemaRef ds:uri="16c05727-aa75-4e4a-9b5f-8a80a1165891"/>
-    <ds:schemaRef ds:uri="230e9df3-be65-4c73-a93b-d1236ebd677e"/>
-    <ds:schemaRef ds:uri="http://schemas.microsoft.com/office/2006/documentManagement/types"/>
-    <ds:schemaRef ds:uri="http://schemas.microsoft.com/office/infopath/2007/PartnerControls"/>
-    <ds:schemaRef ds:uri="http://schemas.openxmlformats.org/package/2006/metadata/core-properties"/>
-    <ds:schemaRef ds:uri="http://purl.org/dc/elements/1.1/"/>
-    <ds:schemaRef ds:uri="http://purl.org/dc/terms/"/>
-    <ds:schemaRef ds:uri="http://schemas.microsoft.com/internal/obd"/>
-  </ds:schemaRefs>
-</ds:datastoreItem>
-</file>
-
-<file path=customXml/itemProps4.xml><?xml version="1.0" encoding="utf-8"?>
-<ds:datastoreItem xmlns:ds="http://schemas.openxmlformats.org/officeDocument/2006/customXml" ds:itemID="{F8699671-72DE-4DE8-9995-CB14096EB6BE}">
-  <ds:schemaRefs>
-    <ds:schemaRef ds:uri="http://schemas.microsoft.com/sharepoint/v3/contenttype/forms"/>
-  </ds:schemaRefs>
-</ds:datastoreItem>
-</file>
-
-<file path=docMetadata/LabelInfo.xml><?xml version="1.0" encoding="utf-8"?>
-<clbl:labelList xmlns:clbl="http://schemas.microsoft.com/office/2020/mipLabelMetadata">
-  <clbl:label id="{ea60d57e-af5b-4752-ac57-3e4f28ca11dc}" enabled="1" method="Privileged" siteId="{36da45f1-dd2c-4d1f-af13-5abe46b99921}" removed="0"/>
-</clbl:labelList>
+<file path=word\webSettings.xml><?xml version="1.0" encoding="utf-8"?>
+<w:webSettings xmlns:mc="http://schemas.openxmlformats.org/markup-compatibility/2006" xmlns:r="http://schemas.openxmlformats.org/officeDocument/2006/relationships" xmlns:w="http://schemas.openxmlformats.org/wordprocessingml/2006/main" xmlns:w14="http://schemas.microsoft.com/office/word/2010/wordml" xmlns:w15="http://schemas.microsoft.com/office/word/2012/wordml" xmlns:w16cex="http://schemas.microsoft.com/office/word/2018/wordml/cex" xmlns:w16cid="http://schemas.microsoft.com/office/word/2016/wordml/cid" xmlns:w16="http://schemas.microsoft.com/office/word/2018/wordml" xmlns:w16du="http://schemas.microsoft.com/office/word/2023/wordml/word16du" xmlns:w16sdtdh="http://schemas.microsoft.com/office/word/2020/wordml/sdtdatahash" xmlns:w16sdtfl="http://schemas.microsoft.com/office/word/2024/wordml/sdtformatlock" xmlns:w16se="http://schemas.microsoft.com/office/word/2015/wordml/symex" mc:Ignorable="w14 w15 w16se w16cid w16 w16cex w16sdtdh w16sdtfl w16du">
+  <w:optimizeForBrowser/>
+  <w:relyOnVML/>
+  <w:allowPNG/>
+</w:webSettings>
 </file>